--- a/downloads/10_CE-modellen.docx
+++ b/downloads/10_CE-modellen.docx
@@ -4,15 +4,20 @@
   <w:body>
     <w:tbl>
       <w:tblPr>
-        <w:tblW w:type="dxa" w:w="9746"/>
+        <w:tblW w:w="9746" w:type="dxa"/>
         <w:tblBorders>
-          <w:top w:val="none" w:color="FFFFFF" w:sz="0"/>
-          <w:left w:val="none" w:color="FFFFFF" w:sz="0"/>
-          <w:bottom w:val="none" w:color="FFFFFF" w:sz="0"/>
-          <w:right w:val="none" w:color="FFFFFF" w:sz="0"/>
-          <w:insideH w:val="single" w:color="auto" w:sz="4"/>
-          <w:insideV w:val="single" w:color="auto" w:sz="4"/>
+          <w:top w:val="none" w:sz="0" w:space="0" w:color="FFFFFF"/>
+          <w:left w:val="none" w:sz="0" w:space="0" w:color="FFFFFF"/>
+          <w:bottom w:val="none" w:sz="0" w:space="0" w:color="FFFFFF"/>
+          <w:right w:val="none" w:sz="0" w:space="0" w:color="FFFFFF"/>
+          <w:insideH w:val="single" w:sz="4" w:space="0" w:color="auto"/>
+          <w:insideV w:val="single" w:sz="4" w:space="0" w:color="auto"/>
         </w:tblBorders>
+        <w:tblCellMar>
+          <w:left w:w="10" w:type="dxa"/>
+          <w:right w:w="10" w:type="dxa"/>
+        </w:tblCellMar>
+        <w:tblLook w:val="04A0" w:firstRow="1" w:lastRow="0" w:firstColumn="1" w:lastColumn="0" w:noHBand="0" w:noVBand="1"/>
       </w:tblPr>
       <w:tblGrid>
         <w:gridCol w:w="9746"/>
@@ -20,34 +25,37 @@
       <w:tr>
         <w:tc>
           <w:tcPr>
-            <w:tcW w:type="dxa" w:w="9746"/>
-            <w:tcBorders>
-              <w:top w:val="none" w:color="FFFFFF" w:sz="0"/>
-              <w:left w:val="none" w:color="FFFFFF" w:sz="0"/>
-              <w:bottom w:val="none" w:color="FFFFFF" w:sz="0"/>
-              <w:right w:val="none" w:color="FFFFFF" w:sz="0"/>
-            </w:tcBorders>
-            <w:shd w:fill="E5007D" w:color="auto" w:val="clear"/>
-            <w:tcMar>
-              <w:top w:type="dxa" w:w="260"/>
-              <w:left w:type="dxa" w:w="280"/>
-              <w:bottom w:type="dxa" w:w="260"/>
-              <w:right w:type="dxa" w:w="280"/>
+            <w:tcW w:w="9746" w:type="dxa"/>
+            <w:tcBorders>
+              <w:top w:val="none" w:sz="0" w:space="0" w:color="FFFFFF"/>
+              <w:left w:val="none" w:sz="0" w:space="0" w:color="FFFFFF"/>
+              <w:bottom w:val="none" w:sz="0" w:space="0" w:color="FFFFFF"/>
+              <w:right w:val="none" w:sz="0" w:space="0" w:color="FFFFFF"/>
+            </w:tcBorders>
+            <w:shd w:val="clear" w:color="auto" w:fill="E5007D"/>
+            <w:tcMar>
+              <w:top w:w="260" w:type="dxa"/>
+              <w:left w:w="280" w:type="dxa"/>
+              <w:bottom w:w="260" w:type="dxa"/>
+              <w:right w:w="280" w:type="dxa"/>
             </w:tcMar>
           </w:tcPr>
           <w:p>
             <w:pPr>
               <w:spacing w:after="60"/>
-            </w:pPr>
-            <w:r>
-              <w:rPr>
-                <w:rFonts w:ascii="Arial" w:cs="Arial" w:eastAsia="Arial" w:hAnsi="Arial"/>
+              <w:rPr>
+                <w:lang w:val="nl-NL"/>
+              </w:rPr>
+            </w:pPr>
+            <w:r>
+              <w:rPr>
                 <w:b/>
                 <w:bCs/>
                 <w:color w:val="FFFFFF"/>
                 <w:spacing w:val="30"/>
                 <w:sz w:val="16"/>
                 <w:szCs w:val="16"/>
+                <w:lang w:val="nl-NL"/>
               </w:rPr>
               <w:t xml:space="preserve">MINOR CIRCULAIRE ECONOMIE  ·  HULPMIDDEL 10</w:t>
             </w:r>
@@ -55,26 +63,34 @@
           <w:p>
             <w:pPr>
               <w:spacing w:after="40"/>
-            </w:pPr>
-            <w:r>
-              <w:rPr>
-                <w:rFonts w:ascii="Arial" w:cs="Arial" w:eastAsia="Arial" w:hAnsi="Arial"/>
+              <w:rPr>
+                <w:lang w:val="nl-NL"/>
+              </w:rPr>
+            </w:pPr>
+            <w:r>
+              <w:rPr>
                 <w:b/>
                 <w:bCs/>
                 <w:color w:val="FFFFFF"/>
                 <w:sz w:val="52"/>
                 <w:szCs w:val="52"/>
+                <w:lang w:val="nl-NL"/>
               </w:rPr>
               <w:t xml:space="preserve">CE-modellen</w:t>
             </w:r>
           </w:p>
           <w:p>
-            <w:r>
-              <w:rPr>
-                <w:rFonts w:ascii="Arial" w:cs="Arial" w:eastAsia="Arial" w:hAnsi="Arial"/>
+            <w:pPr>
+              <w:rPr>
+                <w:lang w:val="nl-NL"/>
+              </w:rPr>
+            </w:pPr>
+            <w:r>
+              <w:rPr>
                 <w:color w:val="FBD9EA"/>
                 <w:sz w:val="22"/>
                 <w:szCs w:val="22"/>
+                <w:lang w:val="nl-NL"/>
               </w:rPr>
               <w:t xml:space="preserve">Denkmodellen om je project circulair te maken</w:t>
             </w:r>
@@ -85,109 +101,380 @@
     <w:p>
       <w:pPr>
         <w:spacing w:after="160"/>
-      </w:pPr>
-      <w:r>
-        <w:rPr>
-          <w:rFonts w:ascii="Arial" w:cs="Arial" w:eastAsia="Arial" w:hAnsi="Arial"/>
-        </w:rPr>
-        <w:t xml:space="preserve"/>
-      </w:r>
+        <w:rPr>
+          <w:lang w:val="nl-NL"/>
+        </w:rPr>
+      </w:pPr>
+    </w:p>
+    <w:tbl>
+      <w:tblPr>
+        <w:tblW w:w="9746" w:type="dxa"/>
+        <w:tblBorders>
+          <w:top w:val="single" w:sz="4" w:space="0" w:color="auto"/>
+          <w:left w:val="single" w:sz="4" w:space="0" w:color="auto"/>
+          <w:bottom w:val="single" w:sz="4" w:space="0" w:color="auto"/>
+          <w:right w:val="single" w:sz="4" w:space="0" w:color="auto"/>
+          <w:insideH w:val="single" w:sz="4" w:space="0" w:color="auto"/>
+          <w:insideV w:val="single" w:sz="4" w:space="0" w:color="auto"/>
+        </w:tblBorders>
+        <w:tblCellMar>
+          <w:left w:w="10" w:type="dxa"/>
+          <w:right w:w="10" w:type="dxa"/>
+        </w:tblCellMar>
+        <w:tblLook w:val="04A0" w:firstRow="1" w:lastRow="0" w:firstColumn="1" w:lastColumn="0" w:noHBand="0" w:noVBand="1"/>
+      </w:tblPr>
+      <w:tblGrid>
+        <w:gridCol w:w="2100"/>
+        <w:gridCol w:w="7646"/>
+      </w:tblGrid>
+      <w:tr>
+        <w:trPr>
+          <w:cantSplit/>
+        </w:trPr>
+        <w:tc>
+          <w:tcPr>
+            <w:tcW w:w="2100" w:type="dxa"/>
+            <w:tcBorders>
+              <w:top w:val="single" w:sz="4" w:space="0" w:color="D9D9D9"/>
+              <w:left w:val="single" w:sz="4" w:space="0" w:color="D9D9D9"/>
+              <w:bottom w:val="single" w:sz="4" w:space="0" w:color="D9D9D9"/>
+              <w:right w:val="single" w:sz="4" w:space="0" w:color="D9D9D9"/>
+            </w:tcBorders>
+            <w:shd w:val="clear" w:color="auto" w:fill="F4F4F4"/>
+            <w:tcMar>
+              <w:top w:w="90" w:type="dxa"/>
+              <w:left w:w="130" w:type="dxa"/>
+              <w:bottom w:w="90" w:type="dxa"/>
+              <w:right w:w="130" w:type="dxa"/>
+            </w:tcMar>
+          </w:tcPr>
+          <w:p>
+            <w:pPr>
+              <w:spacing w:after="30"/>
+              <w:rPr>
+                <w:lang w:val="nl-NL"/>
+              </w:rPr>
+            </w:pPr>
+            <w:r>
+              <w:rPr>
+                <w:b/>
+                <w:bCs/>
+                <w:sz w:val="19"/>
+                <w:szCs w:val="19"/>
+                <w:lang w:val="nl-NL"/>
+              </w:rPr>
+              <w:t xml:space="preserve">Wanneer</w:t>
+            </w:r>
+          </w:p>
+        </w:tc>
+        <w:tc>
+          <w:tcPr>
+            <w:tcW w:w="7646" w:type="dxa"/>
+            <w:tcBorders>
+              <w:top w:val="single" w:sz="4" w:space="0" w:color="D9D9D9"/>
+              <w:left w:val="single" w:sz="4" w:space="0" w:color="D9D9D9"/>
+              <w:bottom w:val="single" w:sz="4" w:space="0" w:color="D9D9D9"/>
+              <w:right w:val="single" w:sz="4" w:space="0" w:color="D9D9D9"/>
+            </w:tcBorders>
+            <w:tcMar>
+              <w:top w:w="90" w:type="dxa"/>
+              <w:left w:w="130" w:type="dxa"/>
+              <w:bottom w:w="90" w:type="dxa"/>
+              <w:right w:w="130" w:type="dxa"/>
+            </w:tcMar>
+          </w:tcPr>
+          <w:p>
+            <w:pPr>
+              <w:rPr>
+                <w:lang w:val="nl-NL"/>
+              </w:rPr>
+            </w:pPr>
+            <w:r>
+              <w:rPr>
+                <w:sz w:val="18"/>
+                <w:szCs w:val="18"/>
+                <w:lang w:val="nl-NL"/>
+              </w:rPr>
+              <w:t xml:space="preserve">In de define- en develop-fase, zodra je probleem scherp is.</w:t>
+            </w:r>
+          </w:p>
+        </w:tc>
+      </w:tr>
+      <w:tr>
+        <w:trPr>
+          <w:cantSplit/>
+        </w:trPr>
+        <w:tc>
+          <w:tcPr>
+            <w:tcW w:w="2100" w:type="dxa"/>
+            <w:tcBorders>
+              <w:top w:val="single" w:sz="4" w:space="0" w:color="D9D9D9"/>
+              <w:left w:val="single" w:sz="4" w:space="0" w:color="D9D9D9"/>
+              <w:bottom w:val="single" w:sz="4" w:space="0" w:color="D9D9D9"/>
+              <w:right w:val="single" w:sz="4" w:space="0" w:color="D9D9D9"/>
+            </w:tcBorders>
+            <w:shd w:val="clear" w:color="auto" w:fill="F4F4F4"/>
+            <w:tcMar>
+              <w:top w:w="90" w:type="dxa"/>
+              <w:left w:w="130" w:type="dxa"/>
+              <w:bottom w:w="90" w:type="dxa"/>
+              <w:right w:w="130" w:type="dxa"/>
+            </w:tcMar>
+          </w:tcPr>
+          <w:p>
+            <w:pPr>
+              <w:spacing w:after="30"/>
+              <w:rPr>
+                <w:lang w:val="nl-NL"/>
+              </w:rPr>
+            </w:pPr>
+            <w:r>
+              <w:rPr>
+                <w:b/>
+                <w:bCs/>
+                <w:sz w:val="19"/>
+                <w:szCs w:val="19"/>
+                <w:lang w:val="nl-NL"/>
+              </w:rPr>
+              <w:t xml:space="preserve">Wat lever je op</w:t>
+            </w:r>
+          </w:p>
+        </w:tc>
+        <w:tc>
+          <w:tcPr>
+            <w:tcW w:w="7646" w:type="dxa"/>
+            <w:tcBorders>
+              <w:top w:val="single" w:sz="4" w:space="0" w:color="D9D9D9"/>
+              <w:left w:val="single" w:sz="4" w:space="0" w:color="D9D9D9"/>
+              <w:bottom w:val="single" w:sz="4" w:space="0" w:color="D9D9D9"/>
+              <w:right w:val="single" w:sz="4" w:space="0" w:color="D9D9D9"/>
+            </w:tcBorders>
+            <w:tcMar>
+              <w:top w:w="90" w:type="dxa"/>
+              <w:left w:w="130" w:type="dxa"/>
+              <w:bottom w:w="90" w:type="dxa"/>
+              <w:right w:w="130" w:type="dxa"/>
+            </w:tcMar>
+          </w:tcPr>
+          <w:p>
+            <w:pPr>
+              <w:rPr>
+                <w:lang w:val="nl-NL"/>
+              </w:rPr>
+            </w:pPr>
+            <w:r>
+              <w:rPr>
+                <w:sz w:val="18"/>
+                <w:szCs w:val="18"/>
+                <w:lang w:val="nl-NL"/>
+              </w:rPr>
+              <w:t xml:space="preserve">Per model een ingevuld werkblad, dat je gebruikt in je projectpaper en je onderbouwing.</w:t>
+            </w:r>
+          </w:p>
+        </w:tc>
+      </w:tr>
+      <w:tr>
+        <w:trPr>
+          <w:cantSplit/>
+        </w:trPr>
+        <w:tc>
+          <w:tcPr>
+            <w:tcW w:w="2100" w:type="dxa"/>
+            <w:tcBorders>
+              <w:top w:val="single" w:sz="4" w:space="0" w:color="D9D9D9"/>
+              <w:left w:val="single" w:sz="4" w:space="0" w:color="D9D9D9"/>
+              <w:bottom w:val="single" w:sz="4" w:space="0" w:color="D9D9D9"/>
+              <w:right w:val="single" w:sz="4" w:space="0" w:color="D9D9D9"/>
+            </w:tcBorders>
+            <w:shd w:val="clear" w:color="auto" w:fill="F4F4F4"/>
+            <w:tcMar>
+              <w:top w:w="90" w:type="dxa"/>
+              <w:left w:w="130" w:type="dxa"/>
+              <w:bottom w:w="90" w:type="dxa"/>
+              <w:right w:w="130" w:type="dxa"/>
+            </w:tcMar>
+          </w:tcPr>
+          <w:p>
+            <w:pPr>
+              <w:spacing w:after="30"/>
+              <w:rPr>
+                <w:lang w:val="nl-NL"/>
+              </w:rPr>
+            </w:pPr>
+            <w:r>
+              <w:rPr>
+                <w:b/>
+                <w:bCs/>
+                <w:sz w:val="19"/>
+                <w:szCs w:val="19"/>
+                <w:lang w:val="nl-NL"/>
+              </w:rPr>
+              <w:t xml:space="preserve">Namen en datum</w:t>
+            </w:r>
+          </w:p>
+        </w:tc>
+        <w:tc>
+          <w:tcPr>
+            <w:tcW w:w="7646" w:type="dxa"/>
+            <w:tcBorders>
+              <w:top w:val="single" w:sz="4" w:space="0" w:color="D9D9D9"/>
+              <w:left w:val="single" w:sz="4" w:space="0" w:color="D9D9D9"/>
+              <w:bottom w:val="single" w:sz="4" w:space="0" w:color="D9D9D9"/>
+              <w:right w:val="single" w:sz="4" w:space="0" w:color="D9D9D9"/>
+            </w:tcBorders>
+            <w:tcMar>
+              <w:top w:w="90" w:type="dxa"/>
+              <w:left w:w="130" w:type="dxa"/>
+              <w:bottom w:w="90" w:type="dxa"/>
+              <w:right w:w="130" w:type="dxa"/>
+            </w:tcMar>
+          </w:tcPr>
+          <w:p>
+            <w:pPr>
+              <w:spacing w:before="40" w:after="40"/>
+              <w:rPr>
+                <w:lang w:val="nl-NL"/>
+              </w:rPr>
+            </w:pPr>
+            <w:r>
+              <w:rPr>
+                <w:i/>
+                <w:iCs/>
+                <w:color w:val="595959"/>
+                <w:sz w:val="18"/>
+                <w:szCs w:val="18"/>
+                <w:lang w:val="nl-NL"/>
+              </w:rPr>
+              <w:t xml:space="preserve">[ namen ]   ·   [ opdrachtgever ]   ·   [ datum ]</w:t>
+            </w:r>
+          </w:p>
+        </w:tc>
+      </w:tr>
+    </w:tbl>
+    <w:p>
+      <w:pPr>
+        <w:spacing w:after="120"/>
+        <w:rPr>
+          <w:lang w:val="nl-NL"/>
+        </w:rPr>
+      </w:pPr>
     </w:p>
     <w:p>
       <w:pPr>
         <w:keepNext/>
         <w:pBdr>
-          <w:bottom w:val="single" w:color="E5007D" w:sz="8" w:space="4"/>
+          <w:bottom w:val="single" w:sz="8" w:space="4" w:color="E5007D"/>
         </w:pBdr>
-        <w:spacing w:after="140" w:before="360"/>
+        <w:spacing w:before="360" w:after="140"/>
+        <w:rPr>
+          <w:lang w:val="nl-NL"/>
+        </w:rPr>
       </w:pPr>
       <w:r>
         <w:rPr>
-          <w:rFonts w:ascii="Arial" w:cs="Arial" w:eastAsia="Arial" w:hAnsi="Arial"/>
           <w:b/>
           <w:bCs/>
           <w:color w:val="E5007D"/>
           <w:sz w:val="28"/>
           <w:szCs w:val="28"/>
+          <w:lang w:val="nl-NL"/>
         </w:rPr>
         <w:t xml:space="preserve">Waarom CE-modellen?</w:t>
       </w:r>
     </w:p>
     <w:p>
       <w:pPr>
-        <w:spacing w:after="120" w:before="0" w:line="264"/>
+        <w:spacing w:after="120" w:line="264" w:lineRule="auto"/>
+        <w:rPr>
+          <w:lang w:val="nl-NL"/>
+        </w:rPr>
       </w:pPr>
       <w:r>
         <w:rPr>
-          <w:rFonts w:ascii="Arial" w:cs="Arial" w:eastAsia="Arial" w:hAnsi="Arial"/>
-        </w:rPr>
-        <w:t xml:space="preserve">Circulaire economie draait om één idee: grondstoffen zo lang en zo waardevol mogelijk in omloop houden, in plaats van ze te gebruiken en weg te gooien. Dat is de omslag van lineair (nemen, maken, weggooien) naar circulair.</w:t>
+          <w:lang w:val="nl-NL"/>
+        </w:rPr>
+        <w:t xml:space="preserve">Circulaire economie draait om één idee: grondstoffen zo lang en zo waardevol mogelijk in omloop houden, in plaats van ze te gebruiken en weg te gooien. Dat is de omslag van lineair, dus nemen, maken en weggooien, naar circulair.</w:t>
       </w:r>
     </w:p>
     <w:p>
       <w:pPr>
-        <w:spacing w:after="120" w:before="0" w:line="264"/>
+        <w:spacing w:after="120" w:line="264" w:lineRule="auto"/>
+        <w:rPr>
+          <w:lang w:val="nl-NL"/>
+        </w:rPr>
       </w:pPr>
       <w:r>
         <w:rPr>
-          <w:rFonts w:ascii="Arial" w:cs="Arial" w:eastAsia="Arial" w:hAnsi="Arial"/>
-        </w:rPr>
-        <w:t xml:space="preserve">De modellen hieronder helpen je dat idee toe te passen op je project. Gebruik ze om je probleem en je oplossing scherper te krijgen, en om keuzes te onderbouwen (09). Je hoeft ze niet allemaal te gebruiken; kies wat past.</w:t>
+          <w:lang w:val="nl-NL"/>
+        </w:rPr>
+        <w:t xml:space="preserve">De modellen hieronder helpen je dat idee toe te passen op je project. Onder alle drie ligt hetzelfde uitgangspunt: kijk naar de hele levenscyclus en materiaalstroom van een product, niet alleen naar het moment van gebruik.</w:t>
       </w:r>
     </w:p>
     <w:p>
       <w:pPr>
-        <w:spacing w:after="120" w:before="0" w:line="264"/>
+        <w:spacing w:after="120" w:line="264" w:lineRule="auto"/>
+        <w:rPr>
+          <w:lang w:val="nl-NL"/>
+        </w:rPr>
       </w:pPr>
       <w:r>
         <w:rPr>
-          <w:rFonts w:ascii="Arial" w:cs="Arial" w:eastAsia="Arial" w:hAnsi="Arial"/>
-        </w:rPr>
-        <w:t xml:space="preserve">Onder alle modellen ligt hetzelfde: kijk naar de hele levenscyclus en materiaalstroom van een product, niet alleen naar het moment van gebruik.</w:t>
+          <w:lang w:val="nl-NL"/>
+        </w:rPr>
+        <w:t xml:space="preserve">Je hoeft ze niet alle drie te gebruiken. Wat wel moet: minstens één model echt toepassen op jouw vraagstuk, en de uitkomst terugleggen in je projectpaper (zie 08) en je onderbouwing (zie 09). Een model in je paper plakken zonder eigen invulling telt niet.</w:t>
       </w:r>
     </w:p>
     <w:p>
       <w:pPr>
         <w:keepNext/>
         <w:pBdr>
-          <w:bottom w:val="single" w:color="E5007D" w:sz="8" w:space="4"/>
+          <w:bottom w:val="single" w:sz="8" w:space="4" w:color="E5007D"/>
         </w:pBdr>
-        <w:spacing w:after="140" w:before="360"/>
+        <w:spacing w:before="360" w:after="140"/>
+        <w:rPr>
+          <w:lang w:val="nl-NL"/>
+        </w:rPr>
       </w:pPr>
       <w:r>
         <w:rPr>
-          <w:rFonts w:ascii="Arial" w:cs="Arial" w:eastAsia="Arial" w:hAnsi="Arial"/>
           <w:b/>
           <w:bCs/>
           <w:color w:val="E5007D"/>
           <w:sz w:val="28"/>
           <w:szCs w:val="28"/>
+          <w:lang w:val="nl-NL"/>
         </w:rPr>
         <w:t xml:space="preserve">Model 1: de R-ladder</w:t>
       </w:r>
     </w:p>
     <w:p>
       <w:pPr>
-        <w:spacing w:after="120" w:before="0" w:line="264"/>
+        <w:spacing w:after="120" w:line="264" w:lineRule="auto"/>
+        <w:rPr>
+          <w:lang w:val="nl-NL"/>
+        </w:rPr>
       </w:pPr>
       <w:r>
         <w:rPr>
-          <w:rFonts w:ascii="Arial" w:cs="Arial" w:eastAsia="Arial" w:hAnsi="Arial"/>
-        </w:rPr>
-        <w:t xml:space="preserve">De R-ladder ordent circulaire strategieen op prioriteit. Hoe hoger op de ladder, hoe circulairder: je voorkomt grondstofgebruik in plaats van het achteraf op te lossen. Begin altijd bovenaan: kun je iets weigeren of verminderen, dan is dat beter dan recyclen.</w:t>
+          <w:lang w:val="nl-NL"/>
+        </w:rPr>
+        <w:t xml:space="preserve">De R-ladder ordent circulaire strategieën op prioriteit. Hoe hoger op de ladder, hoe circulairder: je voorkomt grondstofgebruik in plaats van het achteraf op te lossen. Begin altijd bovenaan: kun je iets weigeren of verminderen, dan is dat beter dan recyclen.</w:t>
       </w:r>
     </w:p>
     <w:p>
       <w:pPr>
-        <w:spacing w:after="60" w:before="80"/>
+        <w:spacing w:before="80" w:after="60"/>
         <w:jc w:val="center"/>
       </w:pPr>
       <w:r>
+        <w:rPr>
+          <w:noProof/>
+        </w:rPr>
         <w:drawing>
           <wp:inline distT="0" distB="0" distL="0" distR="0">
             <wp:extent cx="4476750" cy="3028950"/>
-            <wp:effectExtent t="0" r="0" b="0" l="0"/>
-            <wp:docPr id="1" name="" descr="" title=""/>
+            <wp:effectExtent l="0" t="0" r="0" b="0"/>
+            <wp:docPr id="1" name="R-ladder"/>
             <wp:cNvGraphicFramePr>
               <a:graphicFrameLocks xmlns:a="http://schemas.openxmlformats.org/drawingml/2006/main" noChangeAspect="1"/>
             </wp:cNvGraphicFramePr>
@@ -195,13 +482,13 @@
               <a:graphicData uri="http://schemas.openxmlformats.org/drawingml/2006/picture">
                 <pic:pic xmlns:pic="http://schemas.openxmlformats.org/drawingml/2006/picture">
                   <pic:nvPicPr>
-                    <pic:cNvPr id="0" name="" descr=""/>
+                    <pic:cNvPr id="0" name=""/>
                     <pic:cNvPicPr>
                       <a:picLocks noChangeAspect="1" noChangeArrowheads="1"/>
                     </pic:cNvPicPr>
                   </pic:nvPicPr>
                   <pic:blipFill>
-                    <a:blip r:embed="rId9" cstate="none"/>
+                    <a:blip r:embed="rId9"/>
                     <a:srcRect/>
                     <a:stretch>
                       <a:fillRect/>
@@ -227,82 +514,681 @@
       <w:pPr>
         <w:spacing w:after="120"/>
         <w:jc w:val="center"/>
+        <w:rPr>
+          <w:lang w:val="nl-NL"/>
+        </w:rPr>
       </w:pPr>
       <w:r>
         <w:rPr>
-          <w:rFonts w:ascii="Arial" w:cs="Arial" w:eastAsia="Arial" w:hAnsi="Arial"/>
           <w:i/>
           <w:iCs/>
           <w:color w:val="595959"/>
           <w:sz w:val="16"/>
           <w:szCs w:val="16"/>
+          <w:lang w:val="nl-NL"/>
         </w:rPr>
         <w:t xml:space="preserve">De R-ladder: hoe hoger de trede, hoe circulairder de strategie.</w:t>
       </w:r>
     </w:p>
     <w:p>
       <w:pPr>
-        <w:spacing w:after="120" w:before="0" w:line="264"/>
+        <w:spacing w:after="120" w:line="264" w:lineRule="auto"/>
+        <w:rPr>
+          <w:lang w:val="nl-NL"/>
+        </w:rPr>
       </w:pPr>
       <w:r>
         <w:rPr>
-          <w:rFonts w:ascii="Arial" w:cs="Arial" w:eastAsia="Arial" w:hAnsi="Arial"/>
-          <w:b/>
-          <w:bCs/>
-        </w:rPr>
-        <w:t xml:space="preserve">Wanneer gebruiken: </w:t>
-      </w:r>
-      <w:r>
-        <w:rPr>
-          <w:rFonts w:ascii="Arial" w:cs="Arial" w:eastAsia="Arial" w:hAnsi="Arial"/>
-          <w:sz w:val="19"/>
-          <w:szCs w:val="19"/>
-        </w:rPr>
-        <w:t xml:space="preserve">om te bepalen welke strategie het meest circulair is voor jouw vraagstuk, en om ambitie te tonen door naar een zo hoog mogelijke trede te streven.</w:t>
+          <w:lang w:val="nl-NL"/>
+        </w:rPr>
+        <w:t xml:space="preserve">Gebruik het werkblad om te bepalen waar je opdrachtgever nu staat en waar je naartoe wilt. Het verschil tussen die twee is je project.</w:t>
       </w:r>
     </w:p>
+    <w:tbl>
+      <w:tblPr>
+        <w:tblW w:w="9746" w:type="dxa"/>
+        <w:tblBorders>
+          <w:top w:val="single" w:sz="4" w:space="0" w:color="auto"/>
+          <w:left w:val="single" w:sz="4" w:space="0" w:color="auto"/>
+          <w:bottom w:val="single" w:sz="4" w:space="0" w:color="auto"/>
+          <w:right w:val="single" w:sz="4" w:space="0" w:color="auto"/>
+          <w:insideH w:val="single" w:sz="4" w:space="0" w:color="auto"/>
+          <w:insideV w:val="single" w:sz="4" w:space="0" w:color="auto"/>
+        </w:tblBorders>
+        <w:tblCellMar>
+          <w:left w:w="10" w:type="dxa"/>
+          <w:right w:w="10" w:type="dxa"/>
+        </w:tblCellMar>
+        <w:tblLook w:val="04A0" w:firstRow="1" w:lastRow="0" w:firstColumn="1" w:lastColumn="0" w:noHBand="0" w:noVBand="1"/>
+      </w:tblPr>
+      <w:tblGrid>
+        <w:gridCol w:w="2600"/>
+        <w:gridCol w:w="7146"/>
+      </w:tblGrid>
+      <w:tr>
+        <w:trPr>
+          <w:cantSplit/>
+          <w:trHeight w:val="2000" w:hRule="atLeast"/>
+        </w:trPr>
+        <w:tc>
+          <w:tcPr>
+            <w:tcW w:w="2600" w:type="dxa"/>
+            <w:tcBorders>
+              <w:top w:val="single" w:sz="4" w:space="0" w:color="D9D9D9"/>
+              <w:left w:val="single" w:sz="4" w:space="0" w:color="D9D9D9"/>
+              <w:bottom w:val="single" w:sz="4" w:space="0" w:color="D9D9D9"/>
+              <w:right w:val="single" w:sz="4" w:space="0" w:color="D9D9D9"/>
+            </w:tcBorders>
+            <w:shd w:val="clear" w:color="auto" w:fill="F4F4F4"/>
+            <w:tcMar>
+              <w:top w:w="90" w:type="dxa"/>
+              <w:left w:w="130" w:type="dxa"/>
+              <w:bottom w:w="90" w:type="dxa"/>
+              <w:right w:w="130" w:type="dxa"/>
+            </w:tcMar>
+          </w:tcPr>
+          <w:p>
+            <w:pPr>
+              <w:spacing w:after="30"/>
+              <w:rPr>
+                <w:lang w:val="nl-NL"/>
+              </w:rPr>
+            </w:pPr>
+            <w:r>
+              <w:rPr>
+                <w:b/>
+                <w:bCs/>
+                <w:sz w:val="19"/>
+                <w:szCs w:val="19"/>
+                <w:lang w:val="nl-NL"/>
+              </w:rPr>
+              <w:t xml:space="preserve">Waar staat het nu?</w:t>
+            </w:r>
+          </w:p>
+          <w:p>
+            <w:pPr>
+              <w:rPr>
+                <w:lang w:val="nl-NL"/>
+              </w:rPr>
+            </w:pPr>
+            <w:r>
+              <w:rPr>
+                <w:i/>
+                <w:iCs/>
+                <w:color w:val="E5007D"/>
+                <w:sz w:val="17"/>
+                <w:szCs w:val="17"/>
+                <w:lang w:val="nl-NL"/>
+              </w:rPr>
+              <w:t xml:space="preserve">Welke trede, en waaruit blijkt dat?</w:t>
+            </w:r>
+          </w:p>
+        </w:tc>
+        <w:tc>
+          <w:tcPr>
+            <w:tcW w:w="7146" w:type="dxa"/>
+            <w:tcBorders>
+              <w:top w:val="single" w:sz="4" w:space="0" w:color="D9D9D9"/>
+              <w:left w:val="single" w:sz="4" w:space="0" w:color="D9D9D9"/>
+              <w:bottom w:val="single" w:sz="4" w:space="0" w:color="D9D9D9"/>
+              <w:right w:val="single" w:sz="4" w:space="0" w:color="D9D9D9"/>
+            </w:tcBorders>
+            <w:tcMar>
+              <w:top w:w="90" w:type="dxa"/>
+              <w:left w:w="130" w:type="dxa"/>
+              <w:bottom w:w="90" w:type="dxa"/>
+              <w:right w:w="130" w:type="dxa"/>
+            </w:tcMar>
+          </w:tcPr>
+          <w:p>
+            <w:pPr>
+              <w:spacing w:after="60"/>
+              <w:rPr>
+                <w:lang w:val="nl-NL"/>
+              </w:rPr>
+            </w:pPr>
+            <w:r>
+              <w:rPr>
+                <w:i/>
+                <w:iCs/>
+                <w:color w:val="595959"/>
+                <w:sz w:val="17"/>
+                <w:szCs w:val="17"/>
+                <w:lang w:val="nl-NL"/>
+              </w:rPr>
+              <w:t xml:space="preserve">Beschrijf de huidige situatie en zet erbij waarop je dat baseert.</w:t>
+            </w:r>
+          </w:p>
+          <w:p>
+            <w:pPr>
+              <w:spacing w:before="40" w:after="40"/>
+              <w:rPr>
+                <w:lang w:val="nl-NL"/>
+              </w:rPr>
+            </w:pPr>
+            <w:r>
+              <w:rPr>
+                <w:i/>
+                <w:iCs/>
+                <w:color w:val="595959"/>
+                <w:sz w:val="18"/>
+                <w:szCs w:val="18"/>
+                <w:lang w:val="nl-NL"/>
+              </w:rPr>
+              <w:t xml:space="preserve">[ vul hier in ]</w:t>
+            </w:r>
+          </w:p>
+          <w:p>
+            <w:pPr>
+              <w:spacing w:before="40" w:after="40"/>
+              <w:rPr>
+                <w:lang w:val="nl-NL"/>
+              </w:rPr>
+            </w:pPr>
+          </w:p>
+          <w:p>
+            <w:pPr>
+              <w:spacing w:before="40" w:after="40"/>
+              <w:rPr>
+                <w:lang w:val="nl-NL"/>
+              </w:rPr>
+            </w:pPr>
+          </w:p>
+          <w:p>
+            <w:pPr>
+              <w:spacing w:before="40" w:after="40"/>
+              <w:rPr>
+                <w:lang w:val="nl-NL"/>
+              </w:rPr>
+            </w:pPr>
+          </w:p>
+        </w:tc>
+      </w:tr>
+      <w:tr>
+        <w:trPr>
+          <w:cantSplit/>
+          <w:trHeight w:val="2000" w:hRule="atLeast"/>
+        </w:trPr>
+        <w:tc>
+          <w:tcPr>
+            <w:tcW w:w="2600" w:type="dxa"/>
+            <w:tcBorders>
+              <w:top w:val="single" w:sz="4" w:space="0" w:color="D9D9D9"/>
+              <w:left w:val="single" w:sz="4" w:space="0" w:color="D9D9D9"/>
+              <w:bottom w:val="single" w:sz="4" w:space="0" w:color="D9D9D9"/>
+              <w:right w:val="single" w:sz="4" w:space="0" w:color="D9D9D9"/>
+            </w:tcBorders>
+            <w:shd w:val="clear" w:color="auto" w:fill="F4F4F4"/>
+            <w:tcMar>
+              <w:top w:w="90" w:type="dxa"/>
+              <w:left w:w="130" w:type="dxa"/>
+              <w:bottom w:w="90" w:type="dxa"/>
+              <w:right w:w="130" w:type="dxa"/>
+            </w:tcMar>
+          </w:tcPr>
+          <w:p>
+            <w:pPr>
+              <w:spacing w:after="30"/>
+              <w:rPr>
+                <w:lang w:val="nl-NL"/>
+              </w:rPr>
+            </w:pPr>
+            <w:r>
+              <w:rPr>
+                <w:b/>
+                <w:bCs/>
+                <w:sz w:val="19"/>
+                <w:szCs w:val="19"/>
+                <w:lang w:val="nl-NL"/>
+              </w:rPr>
+              <w:t xml:space="preserve">Welke trede streef je na?</w:t>
+            </w:r>
+          </w:p>
+          <w:p>
+            <w:pPr>
+              <w:rPr>
+                <w:lang w:val="nl-NL"/>
+              </w:rPr>
+            </w:pPr>
+            <w:r>
+              <w:rPr>
+                <w:i/>
+                <w:iCs/>
+                <w:color w:val="E5007D"/>
+                <w:sz w:val="17"/>
+                <w:szCs w:val="17"/>
+                <w:lang w:val="nl-NL"/>
+              </w:rPr>
+              <w:t xml:space="preserve">En waarom die?</w:t>
+            </w:r>
+          </w:p>
+        </w:tc>
+        <w:tc>
+          <w:tcPr>
+            <w:tcW w:w="7146" w:type="dxa"/>
+            <w:tcBorders>
+              <w:top w:val="single" w:sz="4" w:space="0" w:color="D9D9D9"/>
+              <w:left w:val="single" w:sz="4" w:space="0" w:color="D9D9D9"/>
+              <w:bottom w:val="single" w:sz="4" w:space="0" w:color="D9D9D9"/>
+              <w:right w:val="single" w:sz="4" w:space="0" w:color="D9D9D9"/>
+            </w:tcBorders>
+            <w:tcMar>
+              <w:top w:w="90" w:type="dxa"/>
+              <w:left w:w="130" w:type="dxa"/>
+              <w:bottom w:w="90" w:type="dxa"/>
+              <w:right w:w="130" w:type="dxa"/>
+            </w:tcMar>
+          </w:tcPr>
+          <w:p>
+            <w:pPr>
+              <w:spacing w:after="60"/>
+              <w:rPr>
+                <w:lang w:val="nl-NL"/>
+              </w:rPr>
+            </w:pPr>
+            <w:r>
+              <w:rPr>
+                <w:i/>
+                <w:iCs/>
+                <w:color w:val="595959"/>
+                <w:sz w:val="17"/>
+                <w:szCs w:val="17"/>
+                <w:lang w:val="nl-NL"/>
+              </w:rPr>
+              <w:t xml:space="preserve">Kies zo hoog mogelijk, maar wel haalbaar binnen je project.</w:t>
+            </w:r>
+          </w:p>
+          <w:p>
+            <w:pPr>
+              <w:spacing w:before="40" w:after="40"/>
+              <w:rPr>
+                <w:lang w:val="nl-NL"/>
+              </w:rPr>
+            </w:pPr>
+            <w:r>
+              <w:rPr>
+                <w:i/>
+                <w:iCs/>
+                <w:color w:val="595959"/>
+                <w:sz w:val="18"/>
+                <w:szCs w:val="18"/>
+                <w:lang w:val="nl-NL"/>
+              </w:rPr>
+              <w:t xml:space="preserve">[ vul hier in ]</w:t>
+            </w:r>
+          </w:p>
+          <w:p>
+            <w:pPr>
+              <w:spacing w:before="40" w:after="40"/>
+              <w:rPr>
+                <w:lang w:val="nl-NL"/>
+              </w:rPr>
+            </w:pPr>
+          </w:p>
+          <w:p>
+            <w:pPr>
+              <w:spacing w:before="40" w:after="40"/>
+              <w:rPr>
+                <w:lang w:val="nl-NL"/>
+              </w:rPr>
+            </w:pPr>
+          </w:p>
+          <w:p>
+            <w:pPr>
+              <w:spacing w:before="40" w:after="40"/>
+              <w:rPr>
+                <w:lang w:val="nl-NL"/>
+              </w:rPr>
+            </w:pPr>
+          </w:p>
+        </w:tc>
+      </w:tr>
+      <w:tr>
+        <w:trPr>
+          <w:cantSplit/>
+          <w:trHeight w:val="2400" w:hRule="atLeast"/>
+        </w:trPr>
+        <w:tc>
+          <w:tcPr>
+            <w:tcW w:w="2600" w:type="dxa"/>
+            <w:tcBorders>
+              <w:top w:val="single" w:sz="4" w:space="0" w:color="D9D9D9"/>
+              <w:left w:val="single" w:sz="4" w:space="0" w:color="D9D9D9"/>
+              <w:bottom w:val="single" w:sz="4" w:space="0" w:color="D9D9D9"/>
+              <w:right w:val="single" w:sz="4" w:space="0" w:color="D9D9D9"/>
+            </w:tcBorders>
+            <w:shd w:val="clear" w:color="auto" w:fill="F4F4F4"/>
+            <w:tcMar>
+              <w:top w:w="90" w:type="dxa"/>
+              <w:left w:w="130" w:type="dxa"/>
+              <w:bottom w:w="90" w:type="dxa"/>
+              <w:right w:w="130" w:type="dxa"/>
+            </w:tcMar>
+          </w:tcPr>
+          <w:p>
+            <w:pPr>
+              <w:spacing w:after="30"/>
+              <w:rPr>
+                <w:lang w:val="nl-NL"/>
+              </w:rPr>
+            </w:pPr>
+            <w:r>
+              <w:rPr>
+                <w:b/>
+                <w:bCs/>
+                <w:sz w:val="19"/>
+                <w:szCs w:val="19"/>
+                <w:lang w:val="nl-NL"/>
+              </w:rPr>
+              <w:t xml:space="preserve">Wat is daarvoor nodig?</w:t>
+            </w:r>
+          </w:p>
+          <w:p>
+            <w:pPr>
+              <w:rPr>
+                <w:lang w:val="nl-NL"/>
+              </w:rPr>
+            </w:pPr>
+            <w:r>
+              <w:rPr>
+                <w:i/>
+                <w:iCs/>
+                <w:color w:val="E5007D"/>
+                <w:sz w:val="17"/>
+                <w:szCs w:val="17"/>
+                <w:lang w:val="nl-NL"/>
+              </w:rPr>
+              <w:t xml:space="preserve">Wie en wat moet er veranderen?</w:t>
+            </w:r>
+          </w:p>
+        </w:tc>
+        <w:tc>
+          <w:tcPr>
+            <w:tcW w:w="7146" w:type="dxa"/>
+            <w:tcBorders>
+              <w:top w:val="single" w:sz="4" w:space="0" w:color="D9D9D9"/>
+              <w:left w:val="single" w:sz="4" w:space="0" w:color="D9D9D9"/>
+              <w:bottom w:val="single" w:sz="4" w:space="0" w:color="D9D9D9"/>
+              <w:right w:val="single" w:sz="4" w:space="0" w:color="D9D9D9"/>
+            </w:tcBorders>
+            <w:tcMar>
+              <w:top w:w="90" w:type="dxa"/>
+              <w:left w:w="130" w:type="dxa"/>
+              <w:bottom w:w="90" w:type="dxa"/>
+              <w:right w:w="130" w:type="dxa"/>
+            </w:tcMar>
+          </w:tcPr>
+          <w:p>
+            <w:pPr>
+              <w:spacing w:after="60"/>
+              <w:rPr>
+                <w:lang w:val="nl-NL"/>
+              </w:rPr>
+            </w:pPr>
+            <w:r>
+              <w:rPr>
+                <w:i/>
+                <w:iCs/>
+                <w:color w:val="595959"/>
+                <w:sz w:val="17"/>
+                <w:szCs w:val="17"/>
+                <w:lang w:val="nl-NL"/>
+              </w:rPr>
+              <w:t xml:space="preserve">Denk aan gedrag, inkoop, ontwerp, techniek en draagvlak.</w:t>
+            </w:r>
+          </w:p>
+          <w:p>
+            <w:pPr>
+              <w:spacing w:before="40" w:after="40"/>
+              <w:rPr>
+                <w:lang w:val="nl-NL"/>
+              </w:rPr>
+            </w:pPr>
+            <w:r>
+              <w:rPr>
+                <w:i/>
+                <w:iCs/>
+                <w:color w:val="595959"/>
+                <w:sz w:val="18"/>
+                <w:szCs w:val="18"/>
+                <w:lang w:val="nl-NL"/>
+              </w:rPr>
+              <w:t xml:space="preserve">[ vul hier in ]</w:t>
+            </w:r>
+          </w:p>
+          <w:p>
+            <w:pPr>
+              <w:spacing w:before="40" w:after="40"/>
+              <w:rPr>
+                <w:lang w:val="nl-NL"/>
+              </w:rPr>
+            </w:pPr>
+          </w:p>
+          <w:p>
+            <w:pPr>
+              <w:spacing w:before="40" w:after="40"/>
+              <w:rPr>
+                <w:lang w:val="nl-NL"/>
+              </w:rPr>
+            </w:pPr>
+          </w:p>
+          <w:p>
+            <w:pPr>
+              <w:spacing w:before="40" w:after="40"/>
+              <w:rPr>
+                <w:lang w:val="nl-NL"/>
+              </w:rPr>
+            </w:pPr>
+          </w:p>
+          <w:p>
+            <w:pPr>
+              <w:spacing w:before="40" w:after="40"/>
+              <w:rPr>
+                <w:lang w:val="nl-NL"/>
+              </w:rPr>
+            </w:pPr>
+          </w:p>
+        </w:tc>
+      </w:tr>
+      <w:tr>
+        <w:trPr>
+          <w:cantSplit/>
+          <w:trHeight w:val="2000" w:hRule="atLeast"/>
+        </w:trPr>
+        <w:tc>
+          <w:tcPr>
+            <w:tcW w:w="2600" w:type="dxa"/>
+            <w:tcBorders>
+              <w:top w:val="single" w:sz="4" w:space="0" w:color="D9D9D9"/>
+              <w:left w:val="single" w:sz="4" w:space="0" w:color="D9D9D9"/>
+              <w:bottom w:val="single" w:sz="4" w:space="0" w:color="D9D9D9"/>
+              <w:right w:val="single" w:sz="4" w:space="0" w:color="D9D9D9"/>
+            </w:tcBorders>
+            <w:shd w:val="clear" w:color="auto" w:fill="F4F4F4"/>
+            <w:tcMar>
+              <w:top w:w="90" w:type="dxa"/>
+              <w:left w:w="130" w:type="dxa"/>
+              <w:bottom w:w="90" w:type="dxa"/>
+              <w:right w:w="130" w:type="dxa"/>
+            </w:tcMar>
+          </w:tcPr>
+          <w:p>
+            <w:pPr>
+              <w:spacing w:after="30"/>
+              <w:rPr>
+                <w:lang w:val="nl-NL"/>
+              </w:rPr>
+            </w:pPr>
+            <w:r>
+              <w:rPr>
+                <w:b/>
+                <w:bCs/>
+                <w:sz w:val="19"/>
+                <w:szCs w:val="19"/>
+                <w:lang w:val="nl-NL"/>
+              </w:rPr>
+              <w:t xml:space="preserve">Waarom niet hoger?</w:t>
+            </w:r>
+          </w:p>
+          <w:p>
+            <w:pPr>
+              <w:rPr>
+                <w:lang w:val="nl-NL"/>
+              </w:rPr>
+            </w:pPr>
+            <w:r>
+              <w:rPr>
+                <w:i/>
+                <w:iCs/>
+                <w:color w:val="E5007D"/>
+                <w:sz w:val="17"/>
+                <w:szCs w:val="17"/>
+                <w:lang w:val="nl-NL"/>
+              </w:rPr>
+              <w:t xml:space="preserve">Wat houdt jullie tegen?</w:t>
+            </w:r>
+          </w:p>
+        </w:tc>
+        <w:tc>
+          <w:tcPr>
+            <w:tcW w:w="7146" w:type="dxa"/>
+            <w:tcBorders>
+              <w:top w:val="single" w:sz="4" w:space="0" w:color="D9D9D9"/>
+              <w:left w:val="single" w:sz="4" w:space="0" w:color="D9D9D9"/>
+              <w:bottom w:val="single" w:sz="4" w:space="0" w:color="D9D9D9"/>
+              <w:right w:val="single" w:sz="4" w:space="0" w:color="D9D9D9"/>
+            </w:tcBorders>
+            <w:tcMar>
+              <w:top w:w="90" w:type="dxa"/>
+              <w:left w:w="130" w:type="dxa"/>
+              <w:bottom w:w="90" w:type="dxa"/>
+              <w:right w:w="130" w:type="dxa"/>
+            </w:tcMar>
+          </w:tcPr>
+          <w:p>
+            <w:pPr>
+              <w:spacing w:after="60"/>
+              <w:rPr>
+                <w:lang w:val="nl-NL"/>
+              </w:rPr>
+            </w:pPr>
+            <w:r>
+              <w:rPr>
+                <w:i/>
+                <w:iCs/>
+                <w:color w:val="595959"/>
+                <w:sz w:val="17"/>
+                <w:szCs w:val="17"/>
+                <w:lang w:val="nl-NL"/>
+              </w:rPr>
+              <w:t xml:space="preserve">Een eerlijk antwoord hier is sterker dan een te mooie ambitie.</w:t>
+            </w:r>
+          </w:p>
+          <w:p>
+            <w:pPr>
+              <w:spacing w:before="40" w:after="40"/>
+              <w:rPr>
+                <w:lang w:val="nl-NL"/>
+              </w:rPr>
+            </w:pPr>
+            <w:r>
+              <w:rPr>
+                <w:i/>
+                <w:iCs/>
+                <w:color w:val="595959"/>
+                <w:sz w:val="18"/>
+                <w:szCs w:val="18"/>
+                <w:lang w:val="nl-NL"/>
+              </w:rPr>
+              <w:t xml:space="preserve">[ vul hier in ]</w:t>
+            </w:r>
+          </w:p>
+          <w:p>
+            <w:pPr>
+              <w:spacing w:before="40" w:after="40"/>
+              <w:rPr>
+                <w:lang w:val="nl-NL"/>
+              </w:rPr>
+            </w:pPr>
+          </w:p>
+          <w:p>
+            <w:pPr>
+              <w:spacing w:before="40" w:after="40"/>
+              <w:rPr>
+                <w:lang w:val="nl-NL"/>
+              </w:rPr>
+            </w:pPr>
+          </w:p>
+          <w:p>
+            <w:pPr>
+              <w:spacing w:before="40" w:after="40"/>
+              <w:rPr>
+                <w:lang w:val="nl-NL"/>
+              </w:rPr>
+            </w:pPr>
+          </w:p>
+        </w:tc>
+      </w:tr>
+    </w:tbl>
+    <w:p>
+      <w:pPr>
+        <w:spacing w:after="120"/>
+        <w:rPr>
+          <w:lang w:val="nl-NL"/>
+        </w:rPr>
+      </w:pPr>
+    </w:p>
     <w:p>
       <w:pPr>
         <w:keepNext/>
         <w:pBdr>
-          <w:bottom w:val="single" w:color="E5007D" w:sz="8" w:space="4"/>
+          <w:bottom w:val="single" w:sz="8" w:space="4" w:color="E5007D"/>
         </w:pBdr>
-        <w:spacing w:after="140" w:before="360"/>
+        <w:spacing w:before="360" w:after="140"/>
+        <w:rPr>
+          <w:lang w:val="nl-NL"/>
+        </w:rPr>
       </w:pPr>
       <w:r>
         <w:rPr>
-          <w:rFonts w:ascii="Arial" w:cs="Arial" w:eastAsia="Arial" w:hAnsi="Arial"/>
           <w:b/>
           <w:bCs/>
           <w:color w:val="E5007D"/>
           <w:sz w:val="28"/>
           <w:szCs w:val="28"/>
+          <w:lang w:val="nl-NL"/>
         </w:rPr>
         <w:t xml:space="preserve">Model 2: het vlinderdiagram</w:t>
       </w:r>
     </w:p>
     <w:p>
       <w:pPr>
-        <w:spacing w:after="120" w:before="0" w:line="264"/>
+        <w:spacing w:after="120" w:line="264" w:lineRule="auto"/>
+        <w:rPr>
+          <w:lang w:val="nl-NL"/>
+        </w:rPr>
       </w:pPr>
       <w:r>
         <w:rPr>
-          <w:rFonts w:ascii="Arial" w:cs="Arial" w:eastAsia="Arial" w:hAnsi="Arial"/>
-        </w:rPr>
-        <w:t xml:space="preserve">Het vlinderdiagram laat zien hoe je materialen in kringlopen houdt. Links de biologische kringloop, voor materialen die kunnen terugkeren in de natuur (composteren, regenereren). Rechts de technische kringloop, voor materialen die je in productie houdt (hergebruiken, repareren, opknappen, recyclen). De binnenste lus behoudt de meeste waarde.</w:t>
+          <w:lang w:val="nl-NL"/>
+        </w:rPr>
+        <w:t xml:space="preserve">Het vlinderdiagram laat zien hoe je materialen in kringlopen houdt. Links de biologische kringloop, voor materialen die kunnen terugkeren in de natuur, zoals composteren en regenereren. Rechts de technische kringloop, voor materialen die je in productie houdt, zoals hergebruiken, repareren, opknappen en recyclen. De binnenste lus behoudt de meeste waarde.</w:t>
       </w:r>
     </w:p>
     <w:p>
       <w:pPr>
-        <w:spacing w:after="60" w:before="80"/>
+        <w:spacing w:before="80" w:after="60"/>
         <w:jc w:val="center"/>
       </w:pPr>
       <w:r>
+        <w:rPr>
+          <w:noProof/>
+        </w:rPr>
         <w:drawing>
           <wp:inline distT="0" distB="0" distL="0" distR="0">
             <wp:extent cx="5715000" cy="3181350"/>
-            <wp:effectExtent t="0" r="0" b="0" l="0"/>
-            <wp:docPr id="1" name="" descr="" title=""/>
+            <wp:effectExtent l="0" t="0" r="0" b="0"/>
+            <wp:docPr id="1" name="Vlinderdiagram"/>
             <wp:cNvGraphicFramePr>
               <a:graphicFrameLocks xmlns:a="http://schemas.openxmlformats.org/drawingml/2006/main" noChangeAspect="1"/>
             </wp:cNvGraphicFramePr>
@@ -310,13 +1196,13 @@
               <a:graphicData uri="http://schemas.openxmlformats.org/drawingml/2006/picture">
                 <pic:pic xmlns:pic="http://schemas.openxmlformats.org/drawingml/2006/picture">
                   <pic:nvPicPr>
-                    <pic:cNvPr id="0" name="" descr=""/>
+                    <pic:cNvPr id="0" name=""/>
                     <pic:cNvPicPr>
                       <a:picLocks noChangeAspect="1" noChangeArrowheads="1"/>
                     </pic:cNvPicPr>
                   </pic:nvPicPr>
                   <pic:blipFill>
-                    <a:blip r:embed="rId10" cstate="none"/>
+                    <a:blip r:embed="rId10"/>
                     <a:srcRect/>
                     <a:stretch>
                       <a:fillRect/>
@@ -342,82 +1228,637 @@
       <w:pPr>
         <w:spacing w:after="120"/>
         <w:jc w:val="center"/>
+        <w:rPr>
+          <w:lang w:val="nl-NL"/>
+        </w:rPr>
       </w:pPr>
       <w:r>
         <w:rPr>
-          <w:rFonts w:ascii="Arial" w:cs="Arial" w:eastAsia="Arial" w:hAnsi="Arial"/>
           <w:i/>
           <w:iCs/>
           <w:color w:val="595959"/>
           <w:sz w:val="16"/>
           <w:szCs w:val="16"/>
+          <w:lang w:val="nl-NL"/>
         </w:rPr>
         <w:t xml:space="preserve">Het vlinderdiagram: een biologische en een technische kringloop.</w:t>
       </w:r>
     </w:p>
+    <w:tbl>
+      <w:tblPr>
+        <w:tblW w:w="9746" w:type="dxa"/>
+        <w:tblBorders>
+          <w:top w:val="single" w:sz="4" w:space="0" w:color="auto"/>
+          <w:left w:val="single" w:sz="4" w:space="0" w:color="auto"/>
+          <w:bottom w:val="single" w:sz="4" w:space="0" w:color="auto"/>
+          <w:right w:val="single" w:sz="4" w:space="0" w:color="auto"/>
+          <w:insideH w:val="single" w:sz="4" w:space="0" w:color="auto"/>
+          <w:insideV w:val="single" w:sz="4" w:space="0" w:color="auto"/>
+        </w:tblBorders>
+        <w:tblCellMar>
+          <w:left w:w="10" w:type="dxa"/>
+          <w:right w:w="10" w:type="dxa"/>
+        </w:tblCellMar>
+        <w:tblLook w:val="04A0" w:firstRow="1" w:lastRow="0" w:firstColumn="1" w:lastColumn="0" w:noHBand="0" w:noVBand="1"/>
+      </w:tblPr>
+      <w:tblGrid>
+        <w:gridCol w:w="2600"/>
+        <w:gridCol w:w="7146"/>
+      </w:tblGrid>
+      <w:tr>
+        <w:trPr>
+          <w:cantSplit/>
+          <w:trHeight w:val="1800" w:hRule="atLeast"/>
+        </w:trPr>
+        <w:tc>
+          <w:tcPr>
+            <w:tcW w:w="2600" w:type="dxa"/>
+            <w:tcBorders>
+              <w:top w:val="single" w:sz="4" w:space="0" w:color="D9D9D9"/>
+              <w:left w:val="single" w:sz="4" w:space="0" w:color="D9D9D9"/>
+              <w:bottom w:val="single" w:sz="4" w:space="0" w:color="D9D9D9"/>
+              <w:right w:val="single" w:sz="4" w:space="0" w:color="D9D9D9"/>
+            </w:tcBorders>
+            <w:shd w:val="clear" w:color="auto" w:fill="F4F4F4"/>
+            <w:tcMar>
+              <w:top w:w="90" w:type="dxa"/>
+              <w:left w:w="130" w:type="dxa"/>
+              <w:bottom w:w="90" w:type="dxa"/>
+              <w:right w:w="130" w:type="dxa"/>
+            </w:tcMar>
+          </w:tcPr>
+          <w:p>
+            <w:pPr>
+              <w:spacing w:after="30"/>
+              <w:rPr>
+                <w:lang w:val="nl-NL"/>
+              </w:rPr>
+            </w:pPr>
+            <w:r>
+              <w:rPr>
+                <w:b/>
+                <w:bCs/>
+                <w:sz w:val="19"/>
+                <w:szCs w:val="19"/>
+                <w:lang w:val="nl-NL"/>
+              </w:rPr>
+              <w:t xml:space="preserve">Welk materiaal of product?</w:t>
+            </w:r>
+          </w:p>
+          <w:p>
+            <w:pPr>
+              <w:rPr>
+                <w:lang w:val="nl-NL"/>
+              </w:rPr>
+            </w:pPr>
+            <w:r>
+              <w:rPr>
+                <w:i/>
+                <w:iCs/>
+                <w:color w:val="E5007D"/>
+                <w:sz w:val="17"/>
+                <w:szCs w:val="17"/>
+                <w:lang w:val="nl-NL"/>
+              </w:rPr>
+              <w:t xml:space="preserve">Waar gaat jouw project over?</w:t>
+            </w:r>
+          </w:p>
+        </w:tc>
+        <w:tc>
+          <w:tcPr>
+            <w:tcW w:w="7146" w:type="dxa"/>
+            <w:tcBorders>
+              <w:top w:val="single" w:sz="4" w:space="0" w:color="D9D9D9"/>
+              <w:left w:val="single" w:sz="4" w:space="0" w:color="D9D9D9"/>
+              <w:bottom w:val="single" w:sz="4" w:space="0" w:color="D9D9D9"/>
+              <w:right w:val="single" w:sz="4" w:space="0" w:color="D9D9D9"/>
+            </w:tcBorders>
+            <w:tcMar>
+              <w:top w:w="90" w:type="dxa"/>
+              <w:left w:w="130" w:type="dxa"/>
+              <w:bottom w:w="90" w:type="dxa"/>
+              <w:right w:w="130" w:type="dxa"/>
+            </w:tcMar>
+          </w:tcPr>
+          <w:p>
+            <w:pPr>
+              <w:spacing w:before="40" w:after="40"/>
+              <w:rPr>
+                <w:lang w:val="nl-NL"/>
+              </w:rPr>
+            </w:pPr>
+            <w:r>
+              <w:rPr>
+                <w:i/>
+                <w:iCs/>
+                <w:color w:val="595959"/>
+                <w:sz w:val="18"/>
+                <w:szCs w:val="18"/>
+                <w:lang w:val="nl-NL"/>
+              </w:rPr>
+              <w:t xml:space="preserve">[ vul hier in ]</w:t>
+            </w:r>
+          </w:p>
+          <w:p>
+            <w:pPr>
+              <w:spacing w:before="40" w:after="40"/>
+              <w:rPr>
+                <w:lang w:val="nl-NL"/>
+              </w:rPr>
+            </w:pPr>
+          </w:p>
+          <w:p>
+            <w:pPr>
+              <w:spacing w:before="40" w:after="40"/>
+              <w:rPr>
+                <w:lang w:val="nl-NL"/>
+              </w:rPr>
+            </w:pPr>
+          </w:p>
+          <w:p>
+            <w:pPr>
+              <w:spacing w:before="40" w:after="40"/>
+              <w:rPr>
+                <w:lang w:val="nl-NL"/>
+              </w:rPr>
+            </w:pPr>
+          </w:p>
+        </w:tc>
+      </w:tr>
+      <w:tr>
+        <w:trPr>
+          <w:cantSplit/>
+          <w:trHeight w:val="1800" w:hRule="atLeast"/>
+        </w:trPr>
+        <w:tc>
+          <w:tcPr>
+            <w:tcW w:w="2600" w:type="dxa"/>
+            <w:tcBorders>
+              <w:top w:val="single" w:sz="4" w:space="0" w:color="D9D9D9"/>
+              <w:left w:val="single" w:sz="4" w:space="0" w:color="D9D9D9"/>
+              <w:bottom w:val="single" w:sz="4" w:space="0" w:color="D9D9D9"/>
+              <w:right w:val="single" w:sz="4" w:space="0" w:color="D9D9D9"/>
+            </w:tcBorders>
+            <w:shd w:val="clear" w:color="auto" w:fill="F4F4F4"/>
+            <w:tcMar>
+              <w:top w:w="90" w:type="dxa"/>
+              <w:left w:w="130" w:type="dxa"/>
+              <w:bottom w:w="90" w:type="dxa"/>
+              <w:right w:w="130" w:type="dxa"/>
+            </w:tcMar>
+          </w:tcPr>
+          <w:p>
+            <w:pPr>
+              <w:spacing w:after="30"/>
+              <w:rPr>
+                <w:lang w:val="nl-NL"/>
+              </w:rPr>
+            </w:pPr>
+            <w:r>
+              <w:rPr>
+                <w:b/>
+                <w:bCs/>
+                <w:sz w:val="19"/>
+                <w:szCs w:val="19"/>
+                <w:lang w:val="nl-NL"/>
+              </w:rPr>
+              <w:t xml:space="preserve">In welke kringloop hoort het?</w:t>
+            </w:r>
+          </w:p>
+          <w:p>
+            <w:pPr>
+              <w:rPr>
+                <w:lang w:val="nl-NL"/>
+              </w:rPr>
+            </w:pPr>
+            <w:r>
+              <w:rPr>
+                <w:i/>
+                <w:iCs/>
+                <w:color w:val="E5007D"/>
+                <w:sz w:val="17"/>
+                <w:szCs w:val="17"/>
+                <w:lang w:val="nl-NL"/>
+              </w:rPr>
+              <w:t xml:space="preserve">Biologisch of technisch, en waarom?</w:t>
+            </w:r>
+          </w:p>
+        </w:tc>
+        <w:tc>
+          <w:tcPr>
+            <w:tcW w:w="7146" w:type="dxa"/>
+            <w:tcBorders>
+              <w:top w:val="single" w:sz="4" w:space="0" w:color="D9D9D9"/>
+              <w:left w:val="single" w:sz="4" w:space="0" w:color="D9D9D9"/>
+              <w:bottom w:val="single" w:sz="4" w:space="0" w:color="D9D9D9"/>
+              <w:right w:val="single" w:sz="4" w:space="0" w:color="D9D9D9"/>
+            </w:tcBorders>
+            <w:tcMar>
+              <w:top w:w="90" w:type="dxa"/>
+              <w:left w:w="130" w:type="dxa"/>
+              <w:bottom w:w="90" w:type="dxa"/>
+              <w:right w:w="130" w:type="dxa"/>
+            </w:tcMar>
+          </w:tcPr>
+          <w:p>
+            <w:pPr>
+              <w:spacing w:before="40" w:after="40"/>
+              <w:rPr>
+                <w:lang w:val="nl-NL"/>
+              </w:rPr>
+            </w:pPr>
+            <w:r>
+              <w:rPr>
+                <w:i/>
+                <w:iCs/>
+                <w:color w:val="595959"/>
+                <w:sz w:val="18"/>
+                <w:szCs w:val="18"/>
+                <w:lang w:val="nl-NL"/>
+              </w:rPr>
+              <w:t xml:space="preserve">[ vul hier in ]</w:t>
+            </w:r>
+          </w:p>
+          <w:p>
+            <w:pPr>
+              <w:spacing w:before="40" w:after="40"/>
+              <w:rPr>
+                <w:lang w:val="nl-NL"/>
+              </w:rPr>
+            </w:pPr>
+          </w:p>
+          <w:p>
+            <w:pPr>
+              <w:spacing w:before="40" w:after="40"/>
+              <w:rPr>
+                <w:lang w:val="nl-NL"/>
+              </w:rPr>
+            </w:pPr>
+          </w:p>
+          <w:p>
+            <w:pPr>
+              <w:spacing w:before="40" w:after="40"/>
+              <w:rPr>
+                <w:lang w:val="nl-NL"/>
+              </w:rPr>
+            </w:pPr>
+          </w:p>
+        </w:tc>
+      </w:tr>
+      <w:tr>
+        <w:trPr>
+          <w:cantSplit/>
+          <w:trHeight w:val="2400" w:hRule="atLeast"/>
+        </w:trPr>
+        <w:tc>
+          <w:tcPr>
+            <w:tcW w:w="2600" w:type="dxa"/>
+            <w:tcBorders>
+              <w:top w:val="single" w:sz="4" w:space="0" w:color="D9D9D9"/>
+              <w:left w:val="single" w:sz="4" w:space="0" w:color="D9D9D9"/>
+              <w:bottom w:val="single" w:sz="4" w:space="0" w:color="D9D9D9"/>
+              <w:right w:val="single" w:sz="4" w:space="0" w:color="D9D9D9"/>
+            </w:tcBorders>
+            <w:shd w:val="clear" w:color="auto" w:fill="F4F4F4"/>
+            <w:tcMar>
+              <w:top w:w="90" w:type="dxa"/>
+              <w:left w:w="130" w:type="dxa"/>
+              <w:bottom w:w="90" w:type="dxa"/>
+              <w:right w:w="130" w:type="dxa"/>
+            </w:tcMar>
+          </w:tcPr>
+          <w:p>
+            <w:pPr>
+              <w:spacing w:after="30"/>
+              <w:rPr>
+                <w:lang w:val="nl-NL"/>
+              </w:rPr>
+            </w:pPr>
+            <w:r>
+              <w:rPr>
+                <w:b/>
+                <w:bCs/>
+                <w:sz w:val="19"/>
+                <w:szCs w:val="19"/>
+                <w:lang w:val="nl-NL"/>
+              </w:rPr>
+              <w:t xml:space="preserve">Wat gebeurt er nu mee aan het einde?</w:t>
+            </w:r>
+          </w:p>
+          <w:p>
+            <w:pPr>
+              <w:rPr>
+                <w:lang w:val="nl-NL"/>
+              </w:rPr>
+            </w:pPr>
+            <w:r>
+              <w:rPr>
+                <w:i/>
+                <w:iCs/>
+                <w:color w:val="E5007D"/>
+                <w:sz w:val="17"/>
+                <w:szCs w:val="17"/>
+                <w:lang w:val="nl-NL"/>
+              </w:rPr>
+              <w:t xml:space="preserve">Volg de stroom</w:t>
+            </w:r>
+          </w:p>
+        </w:tc>
+        <w:tc>
+          <w:tcPr>
+            <w:tcW w:w="7146" w:type="dxa"/>
+            <w:tcBorders>
+              <w:top w:val="single" w:sz="4" w:space="0" w:color="D9D9D9"/>
+              <w:left w:val="single" w:sz="4" w:space="0" w:color="D9D9D9"/>
+              <w:bottom w:val="single" w:sz="4" w:space="0" w:color="D9D9D9"/>
+              <w:right w:val="single" w:sz="4" w:space="0" w:color="D9D9D9"/>
+            </w:tcBorders>
+            <w:tcMar>
+              <w:top w:w="90" w:type="dxa"/>
+              <w:left w:w="130" w:type="dxa"/>
+              <w:bottom w:w="90" w:type="dxa"/>
+              <w:right w:w="130" w:type="dxa"/>
+            </w:tcMar>
+          </w:tcPr>
+          <w:p>
+            <w:pPr>
+              <w:spacing w:after="60"/>
+              <w:rPr>
+                <w:lang w:val="nl-NL"/>
+              </w:rPr>
+            </w:pPr>
+            <w:r>
+              <w:rPr>
+                <w:i/>
+                <w:iCs/>
+                <w:color w:val="595959"/>
+                <w:sz w:val="17"/>
+                <w:szCs w:val="17"/>
+                <w:lang w:val="nl-NL"/>
+              </w:rPr>
+              <w:t xml:space="preserve">Waar gaat het naartoe, wie doet er iets mee, en wat gaat er verloren?</w:t>
+            </w:r>
+          </w:p>
+          <w:p>
+            <w:pPr>
+              <w:spacing w:before="40" w:after="40"/>
+              <w:rPr>
+                <w:lang w:val="nl-NL"/>
+              </w:rPr>
+            </w:pPr>
+            <w:r>
+              <w:rPr>
+                <w:i/>
+                <w:iCs/>
+                <w:color w:val="595959"/>
+                <w:sz w:val="18"/>
+                <w:szCs w:val="18"/>
+                <w:lang w:val="nl-NL"/>
+              </w:rPr>
+              <w:t xml:space="preserve">[ vul hier in ]</w:t>
+            </w:r>
+          </w:p>
+          <w:p>
+            <w:pPr>
+              <w:spacing w:before="40" w:after="40"/>
+              <w:rPr>
+                <w:lang w:val="nl-NL"/>
+              </w:rPr>
+            </w:pPr>
+          </w:p>
+          <w:p>
+            <w:pPr>
+              <w:spacing w:before="40" w:after="40"/>
+              <w:rPr>
+                <w:lang w:val="nl-NL"/>
+              </w:rPr>
+            </w:pPr>
+          </w:p>
+          <w:p>
+            <w:pPr>
+              <w:spacing w:before="40" w:after="40"/>
+              <w:rPr>
+                <w:lang w:val="nl-NL"/>
+              </w:rPr>
+            </w:pPr>
+          </w:p>
+          <w:p>
+            <w:pPr>
+              <w:spacing w:before="40" w:after="40"/>
+              <w:rPr>
+                <w:lang w:val="nl-NL"/>
+              </w:rPr>
+            </w:pPr>
+          </w:p>
+        </w:tc>
+      </w:tr>
+      <w:tr>
+        <w:trPr>
+          <w:cantSplit/>
+          <w:trHeight w:val="2400" w:hRule="atLeast"/>
+        </w:trPr>
+        <w:tc>
+          <w:tcPr>
+            <w:tcW w:w="2600" w:type="dxa"/>
+            <w:tcBorders>
+              <w:top w:val="single" w:sz="4" w:space="0" w:color="D9D9D9"/>
+              <w:left w:val="single" w:sz="4" w:space="0" w:color="D9D9D9"/>
+              <w:bottom w:val="single" w:sz="4" w:space="0" w:color="D9D9D9"/>
+              <w:right w:val="single" w:sz="4" w:space="0" w:color="D9D9D9"/>
+            </w:tcBorders>
+            <w:shd w:val="clear" w:color="auto" w:fill="F4F4F4"/>
+            <w:tcMar>
+              <w:top w:w="90" w:type="dxa"/>
+              <w:left w:w="130" w:type="dxa"/>
+              <w:bottom w:w="90" w:type="dxa"/>
+              <w:right w:w="130" w:type="dxa"/>
+            </w:tcMar>
+          </w:tcPr>
+          <w:p>
+            <w:pPr>
+              <w:spacing w:after="30"/>
+              <w:rPr>
+                <w:lang w:val="nl-NL"/>
+              </w:rPr>
+            </w:pPr>
+            <w:r>
+              <w:rPr>
+                <w:b/>
+                <w:bCs/>
+                <w:sz w:val="19"/>
+                <w:szCs w:val="19"/>
+                <w:lang w:val="nl-NL"/>
+              </w:rPr>
+              <w:t xml:space="preserve">Welke lus kun je verkleinen?</w:t>
+            </w:r>
+          </w:p>
+          <w:p>
+            <w:pPr>
+              <w:rPr>
+                <w:lang w:val="nl-NL"/>
+              </w:rPr>
+            </w:pPr>
+            <w:r>
+              <w:rPr>
+                <w:i/>
+                <w:iCs/>
+                <w:color w:val="E5007D"/>
+                <w:sz w:val="17"/>
+                <w:szCs w:val="17"/>
+                <w:lang w:val="nl-NL"/>
+              </w:rPr>
+              <w:t xml:space="preserve">Hoe houd je meer waarde vast?</w:t>
+            </w:r>
+          </w:p>
+        </w:tc>
+        <w:tc>
+          <w:tcPr>
+            <w:tcW w:w="7146" w:type="dxa"/>
+            <w:tcBorders>
+              <w:top w:val="single" w:sz="4" w:space="0" w:color="D9D9D9"/>
+              <w:left w:val="single" w:sz="4" w:space="0" w:color="D9D9D9"/>
+              <w:bottom w:val="single" w:sz="4" w:space="0" w:color="D9D9D9"/>
+              <w:right w:val="single" w:sz="4" w:space="0" w:color="D9D9D9"/>
+            </w:tcBorders>
+            <w:tcMar>
+              <w:top w:w="90" w:type="dxa"/>
+              <w:left w:w="130" w:type="dxa"/>
+              <w:bottom w:w="90" w:type="dxa"/>
+              <w:right w:w="130" w:type="dxa"/>
+            </w:tcMar>
+          </w:tcPr>
+          <w:p>
+            <w:pPr>
+              <w:spacing w:after="60"/>
+              <w:rPr>
+                <w:lang w:val="nl-NL"/>
+              </w:rPr>
+            </w:pPr>
+            <w:r>
+              <w:rPr>
+                <w:i/>
+                <w:iCs/>
+                <w:color w:val="595959"/>
+                <w:sz w:val="17"/>
+                <w:szCs w:val="17"/>
+                <w:lang w:val="nl-NL"/>
+              </w:rPr>
+              <w:t xml:space="preserve">Een kleinere lus betekent minder bewerking en meer behouden waarde.</w:t>
+            </w:r>
+          </w:p>
+          <w:p>
+            <w:pPr>
+              <w:spacing w:before="40" w:after="40"/>
+              <w:rPr>
+                <w:lang w:val="nl-NL"/>
+              </w:rPr>
+            </w:pPr>
+            <w:r>
+              <w:rPr>
+                <w:i/>
+                <w:iCs/>
+                <w:color w:val="595959"/>
+                <w:sz w:val="18"/>
+                <w:szCs w:val="18"/>
+                <w:lang w:val="nl-NL"/>
+              </w:rPr>
+              <w:t xml:space="preserve">[ vul hier in ]</w:t>
+            </w:r>
+          </w:p>
+          <w:p>
+            <w:pPr>
+              <w:spacing w:before="40" w:after="40"/>
+              <w:rPr>
+                <w:lang w:val="nl-NL"/>
+              </w:rPr>
+            </w:pPr>
+          </w:p>
+          <w:p>
+            <w:pPr>
+              <w:spacing w:before="40" w:after="40"/>
+              <w:rPr>
+                <w:lang w:val="nl-NL"/>
+              </w:rPr>
+            </w:pPr>
+          </w:p>
+          <w:p>
+            <w:pPr>
+              <w:spacing w:before="40" w:after="40"/>
+              <w:rPr>
+                <w:lang w:val="nl-NL"/>
+              </w:rPr>
+            </w:pPr>
+          </w:p>
+          <w:p>
+            <w:pPr>
+              <w:spacing w:before="40" w:after="40"/>
+              <w:rPr>
+                <w:lang w:val="nl-NL"/>
+              </w:rPr>
+            </w:pPr>
+          </w:p>
+        </w:tc>
+      </w:tr>
+    </w:tbl>
     <w:p>
       <w:pPr>
-        <w:spacing w:after="120" w:before="0" w:line="264"/>
-      </w:pPr>
-      <w:r>
-        <w:rPr>
-          <w:rFonts w:ascii="Arial" w:cs="Arial" w:eastAsia="Arial" w:hAnsi="Arial"/>
-          <w:b/>
-          <w:bCs/>
-        </w:rPr>
-        <w:t xml:space="preserve">Wanneer gebruiken: </w:t>
-      </w:r>
-      <w:r>
-        <w:rPr>
-          <w:rFonts w:ascii="Arial" w:cs="Arial" w:eastAsia="Arial" w:hAnsi="Arial"/>
-          <w:sz w:val="19"/>
-          <w:szCs w:val="19"/>
-        </w:rPr>
-        <w:t xml:space="preserve">om te bepalen in welke kringloop jouw product of materiaal thuishoort, en welke lus je kunt verkleinen.</w:t>
-      </w:r>
+        <w:spacing w:after="120"/>
+        <w:rPr>
+          <w:lang w:val="nl-NL"/>
+        </w:rPr>
+      </w:pPr>
     </w:p>
     <w:p>
       <w:pPr>
         <w:keepNext/>
         <w:pBdr>
-          <w:bottom w:val="single" w:color="E5007D" w:sz="8" w:space="4"/>
+          <w:bottom w:val="single" w:sz="8" w:space="4" w:color="E5007D"/>
         </w:pBdr>
-        <w:spacing w:after="140" w:before="360"/>
+        <w:spacing w:before="360" w:after="140"/>
+        <w:rPr>
+          <w:lang w:val="nl-NL"/>
+        </w:rPr>
       </w:pPr>
       <w:r>
         <w:rPr>
-          <w:rFonts w:ascii="Arial" w:cs="Arial" w:eastAsia="Arial" w:hAnsi="Arial"/>
           <w:b/>
           <w:bCs/>
           <w:color w:val="E5007D"/>
           <w:sz w:val="28"/>
           <w:szCs w:val="28"/>
+          <w:lang w:val="nl-NL"/>
         </w:rPr>
         <w:t xml:space="preserve">Model 3: de value hill</w:t>
       </w:r>
     </w:p>
     <w:p>
       <w:pPr>
-        <w:spacing w:after="120" w:before="0" w:line="264"/>
+        <w:spacing w:after="120" w:line="264" w:lineRule="auto"/>
+        <w:rPr>
+          <w:lang w:val="nl-NL"/>
+        </w:rPr>
       </w:pPr>
       <w:r>
         <w:rPr>
-          <w:rFonts w:ascii="Arial" w:cs="Arial" w:eastAsia="Arial" w:hAnsi="Arial"/>
-        </w:rPr>
-        <w:t xml:space="preserve">De value hill laat de waarde van een product zien over zijn levensloop. Tijdens ontwerp en productie bouw je waarde op (de berg op). Bij gebruik is de waarde het hoogst (de top). Daarna kun je waarde behouden of laten wegzakken. Circulaire strategieen houden de waarde hoog door producten terug te brengen naar de top, in plaats van ze als afval te laten vallen.</w:t>
+          <w:lang w:val="nl-NL"/>
+        </w:rPr>
+        <w:t xml:space="preserve">De value hill laat de waarde van een product zien over zijn levensloop. Tijdens ontwerp en productie bouw je waarde op, de berg op. Bij gebruik is de waarde het hoogst, de top. Daarna kun je waarde behouden of laten wegzakken. Circulaire strategieën houden de waarde hoog door producten terug te brengen naar de top, in plaats van ze als afval te laten vallen.</w:t>
       </w:r>
     </w:p>
     <w:p>
       <w:pPr>
-        <w:spacing w:after="60" w:before="80"/>
+        <w:spacing w:before="80" w:after="60"/>
         <w:jc w:val="center"/>
       </w:pPr>
       <w:r>
+        <w:rPr>
+          <w:noProof/>
+        </w:rPr>
         <w:drawing>
           <wp:inline distT="0" distB="0" distL="0" distR="0">
             <wp:extent cx="5715000" cy="3019425"/>
-            <wp:effectExtent t="0" r="0" b="0" l="0"/>
-            <wp:docPr id="1" name="" descr="" title=""/>
+            <wp:effectExtent l="0" t="0" r="0" b="0"/>
+            <wp:docPr id="1" name="Value hill"/>
             <wp:cNvGraphicFramePr>
               <a:graphicFrameLocks xmlns:a="http://schemas.openxmlformats.org/drawingml/2006/main" noChangeAspect="1"/>
             </wp:cNvGraphicFramePr>
@@ -425,13 +1866,13 @@
               <a:graphicData uri="http://schemas.openxmlformats.org/drawingml/2006/picture">
                 <pic:pic xmlns:pic="http://schemas.openxmlformats.org/drawingml/2006/picture">
                   <pic:nvPicPr>
-                    <pic:cNvPr id="0" name="" descr=""/>
+                    <pic:cNvPr id="0" name=""/>
                     <pic:cNvPicPr>
                       <a:picLocks noChangeAspect="1" noChangeArrowheads="1"/>
                     </pic:cNvPicPr>
                   </pic:nvPicPr>
                   <pic:blipFill>
-                    <a:blip r:embed="rId11" cstate="none"/>
+                    <a:blip r:embed="rId11"/>
                     <a:srcRect/>
                     <a:stretch>
                       <a:fillRect/>
@@ -457,87 +1898,529 @@
       <w:pPr>
         <w:spacing w:after="120"/>
         <w:jc w:val="center"/>
+        <w:rPr>
+          <w:lang w:val="nl-NL"/>
+        </w:rPr>
       </w:pPr>
       <w:r>
         <w:rPr>
-          <w:rFonts w:ascii="Arial" w:cs="Arial" w:eastAsia="Arial" w:hAnsi="Arial"/>
           <w:i/>
           <w:iCs/>
           <w:color w:val="595959"/>
           <w:sz w:val="16"/>
           <w:szCs w:val="16"/>
-        </w:rPr>
-        <w:t xml:space="preserve">De value hill: circulaire strategieen houden de waarde dicht bij de top.</w:t>
+          <w:lang w:val="nl-NL"/>
+        </w:rPr>
+        <w:t xml:space="preserve">De value hill: circulaire strategieën houden de waarde dicht bij de top.</w:t>
       </w:r>
     </w:p>
+    <w:tbl>
+      <w:tblPr>
+        <w:tblW w:w="9746" w:type="dxa"/>
+        <w:tblBorders>
+          <w:top w:val="single" w:sz="4" w:space="0" w:color="auto"/>
+          <w:left w:val="single" w:sz="4" w:space="0" w:color="auto"/>
+          <w:bottom w:val="single" w:sz="4" w:space="0" w:color="auto"/>
+          <w:right w:val="single" w:sz="4" w:space="0" w:color="auto"/>
+          <w:insideH w:val="single" w:sz="4" w:space="0" w:color="auto"/>
+          <w:insideV w:val="single" w:sz="4" w:space="0" w:color="auto"/>
+        </w:tblBorders>
+        <w:tblCellMar>
+          <w:left w:w="10" w:type="dxa"/>
+          <w:right w:w="10" w:type="dxa"/>
+        </w:tblCellMar>
+        <w:tblLook w:val="04A0" w:firstRow="1" w:lastRow="0" w:firstColumn="1" w:lastColumn="0" w:noHBand="0" w:noVBand="1"/>
+      </w:tblPr>
+      <w:tblGrid>
+        <w:gridCol w:w="2600"/>
+        <w:gridCol w:w="7146"/>
+      </w:tblGrid>
+      <w:tr>
+        <w:trPr>
+          <w:cantSplit/>
+          <w:trHeight w:val="2000" w:hRule="atLeast"/>
+        </w:trPr>
+        <w:tc>
+          <w:tcPr>
+            <w:tcW w:w="2600" w:type="dxa"/>
+            <w:tcBorders>
+              <w:top w:val="single" w:sz="4" w:space="0" w:color="D9D9D9"/>
+              <w:left w:val="single" w:sz="4" w:space="0" w:color="D9D9D9"/>
+              <w:bottom w:val="single" w:sz="4" w:space="0" w:color="D9D9D9"/>
+              <w:right w:val="single" w:sz="4" w:space="0" w:color="D9D9D9"/>
+            </w:tcBorders>
+            <w:shd w:val="clear" w:color="auto" w:fill="F4F4F4"/>
+            <w:tcMar>
+              <w:top w:w="90" w:type="dxa"/>
+              <w:left w:w="130" w:type="dxa"/>
+              <w:bottom w:w="90" w:type="dxa"/>
+              <w:right w:w="130" w:type="dxa"/>
+            </w:tcMar>
+          </w:tcPr>
+          <w:p>
+            <w:pPr>
+              <w:spacing w:after="30"/>
+              <w:rPr>
+                <w:lang w:val="nl-NL"/>
+              </w:rPr>
+            </w:pPr>
+            <w:r>
+              <w:rPr>
+                <w:b/>
+                <w:bCs/>
+                <w:sz w:val="19"/>
+                <w:szCs w:val="19"/>
+                <w:lang w:val="nl-NL"/>
+              </w:rPr>
+              <w:t xml:space="preserve">Waar op de heuvel zit jouw vraagstuk?</w:t>
+            </w:r>
+          </w:p>
+          <w:p>
+            <w:pPr>
+              <w:rPr>
+                <w:lang w:val="nl-NL"/>
+              </w:rPr>
+            </w:pPr>
+            <w:r>
+              <w:rPr>
+                <w:i/>
+                <w:iCs/>
+                <w:color w:val="E5007D"/>
+                <w:sz w:val="17"/>
+                <w:szCs w:val="17"/>
+                <w:lang w:val="nl-NL"/>
+              </w:rPr>
+              <w:t xml:space="preserve">Opgaand, top of afgaand?</w:t>
+            </w:r>
+          </w:p>
+        </w:tc>
+        <w:tc>
+          <w:tcPr>
+            <w:tcW w:w="7146" w:type="dxa"/>
+            <w:tcBorders>
+              <w:top w:val="single" w:sz="4" w:space="0" w:color="D9D9D9"/>
+              <w:left w:val="single" w:sz="4" w:space="0" w:color="D9D9D9"/>
+              <w:bottom w:val="single" w:sz="4" w:space="0" w:color="D9D9D9"/>
+              <w:right w:val="single" w:sz="4" w:space="0" w:color="D9D9D9"/>
+            </w:tcBorders>
+            <w:tcMar>
+              <w:top w:w="90" w:type="dxa"/>
+              <w:left w:w="130" w:type="dxa"/>
+              <w:bottom w:w="90" w:type="dxa"/>
+              <w:right w:w="130" w:type="dxa"/>
+            </w:tcMar>
+          </w:tcPr>
+          <w:p>
+            <w:pPr>
+              <w:spacing w:after="60"/>
+              <w:rPr>
+                <w:lang w:val="nl-NL"/>
+              </w:rPr>
+            </w:pPr>
+            <w:r>
+              <w:rPr>
+                <w:i/>
+                <w:iCs/>
+                <w:color w:val="595959"/>
+                <w:sz w:val="17"/>
+                <w:szCs w:val="17"/>
+                <w:lang w:val="nl-NL"/>
+              </w:rPr>
+              <w:t xml:space="preserve">Beschrijf op welk moment in de levensloop het probleem ontstaat.</w:t>
+            </w:r>
+          </w:p>
+          <w:p>
+            <w:pPr>
+              <w:spacing w:before="40" w:after="40"/>
+              <w:rPr>
+                <w:lang w:val="nl-NL"/>
+              </w:rPr>
+            </w:pPr>
+            <w:r>
+              <w:rPr>
+                <w:i/>
+                <w:iCs/>
+                <w:color w:val="595959"/>
+                <w:sz w:val="18"/>
+                <w:szCs w:val="18"/>
+                <w:lang w:val="nl-NL"/>
+              </w:rPr>
+              <w:t xml:space="preserve">[ vul hier in ]</w:t>
+            </w:r>
+          </w:p>
+          <w:p>
+            <w:pPr>
+              <w:spacing w:before="40" w:after="40"/>
+              <w:rPr>
+                <w:lang w:val="nl-NL"/>
+              </w:rPr>
+            </w:pPr>
+          </w:p>
+          <w:p>
+            <w:pPr>
+              <w:spacing w:before="40" w:after="40"/>
+              <w:rPr>
+                <w:lang w:val="nl-NL"/>
+              </w:rPr>
+            </w:pPr>
+          </w:p>
+          <w:p>
+            <w:pPr>
+              <w:spacing w:before="40" w:after="40"/>
+              <w:rPr>
+                <w:lang w:val="nl-NL"/>
+              </w:rPr>
+            </w:pPr>
+          </w:p>
+        </w:tc>
+      </w:tr>
+      <w:tr>
+        <w:trPr>
+          <w:cantSplit/>
+          <w:trHeight w:val="2400" w:hRule="atLeast"/>
+        </w:trPr>
+        <w:tc>
+          <w:tcPr>
+            <w:tcW w:w="2600" w:type="dxa"/>
+            <w:tcBorders>
+              <w:top w:val="single" w:sz="4" w:space="0" w:color="D9D9D9"/>
+              <w:left w:val="single" w:sz="4" w:space="0" w:color="D9D9D9"/>
+              <w:bottom w:val="single" w:sz="4" w:space="0" w:color="D9D9D9"/>
+              <w:right w:val="single" w:sz="4" w:space="0" w:color="D9D9D9"/>
+            </w:tcBorders>
+            <w:shd w:val="clear" w:color="auto" w:fill="F4F4F4"/>
+            <w:tcMar>
+              <w:top w:w="90" w:type="dxa"/>
+              <w:left w:w="130" w:type="dxa"/>
+              <w:bottom w:w="90" w:type="dxa"/>
+              <w:right w:w="130" w:type="dxa"/>
+            </w:tcMar>
+          </w:tcPr>
+          <w:p>
+            <w:pPr>
+              <w:spacing w:after="30"/>
+              <w:rPr>
+                <w:lang w:val="nl-NL"/>
+              </w:rPr>
+            </w:pPr>
+            <w:r>
+              <w:rPr>
+                <w:b/>
+                <w:bCs/>
+                <w:sz w:val="19"/>
+                <w:szCs w:val="19"/>
+                <w:lang w:val="nl-NL"/>
+              </w:rPr>
+              <w:t xml:space="preserve">Waar lekt de waarde weg?</w:t>
+            </w:r>
+          </w:p>
+          <w:p>
+            <w:pPr>
+              <w:rPr>
+                <w:lang w:val="nl-NL"/>
+              </w:rPr>
+            </w:pPr>
+            <w:r>
+              <w:rPr>
+                <w:i/>
+                <w:iCs/>
+                <w:color w:val="E5007D"/>
+                <w:sz w:val="17"/>
+                <w:szCs w:val="17"/>
+                <w:lang w:val="nl-NL"/>
+              </w:rPr>
+              <w:t xml:space="preserve">En hoeveel?</w:t>
+            </w:r>
+          </w:p>
+        </w:tc>
+        <w:tc>
+          <w:tcPr>
+            <w:tcW w:w="7146" w:type="dxa"/>
+            <w:tcBorders>
+              <w:top w:val="single" w:sz="4" w:space="0" w:color="D9D9D9"/>
+              <w:left w:val="single" w:sz="4" w:space="0" w:color="D9D9D9"/>
+              <w:bottom w:val="single" w:sz="4" w:space="0" w:color="D9D9D9"/>
+              <w:right w:val="single" w:sz="4" w:space="0" w:color="D9D9D9"/>
+            </w:tcBorders>
+            <w:tcMar>
+              <w:top w:w="90" w:type="dxa"/>
+              <w:left w:w="130" w:type="dxa"/>
+              <w:bottom w:w="90" w:type="dxa"/>
+              <w:right w:w="130" w:type="dxa"/>
+            </w:tcMar>
+          </w:tcPr>
+          <w:p>
+            <w:pPr>
+              <w:spacing w:after="60"/>
+              <w:rPr>
+                <w:lang w:val="nl-NL"/>
+              </w:rPr>
+            </w:pPr>
+            <w:r>
+              <w:rPr>
+                <w:i/>
+                <w:iCs/>
+                <w:color w:val="595959"/>
+                <w:sz w:val="17"/>
+                <w:szCs w:val="17"/>
+                <w:lang w:val="nl-NL"/>
+              </w:rPr>
+              <w:t xml:space="preserve">Zet er cijfers bij als je die hebt, en anders een schatting met onderbouwing (zie 09 Onderbouwen).</w:t>
+            </w:r>
+          </w:p>
+          <w:p>
+            <w:pPr>
+              <w:spacing w:before="40" w:after="40"/>
+              <w:rPr>
+                <w:lang w:val="nl-NL"/>
+              </w:rPr>
+            </w:pPr>
+            <w:r>
+              <w:rPr>
+                <w:i/>
+                <w:iCs/>
+                <w:color w:val="595959"/>
+                <w:sz w:val="18"/>
+                <w:szCs w:val="18"/>
+                <w:lang w:val="nl-NL"/>
+              </w:rPr>
+              <w:t xml:space="preserve">[ vul hier in ]</w:t>
+            </w:r>
+          </w:p>
+          <w:p>
+            <w:pPr>
+              <w:spacing w:before="40" w:after="40"/>
+              <w:rPr>
+                <w:lang w:val="nl-NL"/>
+              </w:rPr>
+            </w:pPr>
+          </w:p>
+          <w:p>
+            <w:pPr>
+              <w:spacing w:before="40" w:after="40"/>
+              <w:rPr>
+                <w:lang w:val="nl-NL"/>
+              </w:rPr>
+            </w:pPr>
+          </w:p>
+          <w:p>
+            <w:pPr>
+              <w:spacing w:before="40" w:after="40"/>
+              <w:rPr>
+                <w:lang w:val="nl-NL"/>
+              </w:rPr>
+            </w:pPr>
+          </w:p>
+          <w:p>
+            <w:pPr>
+              <w:spacing w:before="40" w:after="40"/>
+              <w:rPr>
+                <w:lang w:val="nl-NL"/>
+              </w:rPr>
+            </w:pPr>
+          </w:p>
+        </w:tc>
+      </w:tr>
+      <w:tr>
+        <w:trPr>
+          <w:cantSplit/>
+          <w:trHeight w:val="2400" w:hRule="atLeast"/>
+        </w:trPr>
+        <w:tc>
+          <w:tcPr>
+            <w:tcW w:w="2600" w:type="dxa"/>
+            <w:tcBorders>
+              <w:top w:val="single" w:sz="4" w:space="0" w:color="D9D9D9"/>
+              <w:left w:val="single" w:sz="4" w:space="0" w:color="D9D9D9"/>
+              <w:bottom w:val="single" w:sz="4" w:space="0" w:color="D9D9D9"/>
+              <w:right w:val="single" w:sz="4" w:space="0" w:color="D9D9D9"/>
+            </w:tcBorders>
+            <w:shd w:val="clear" w:color="auto" w:fill="F4F4F4"/>
+            <w:tcMar>
+              <w:top w:w="90" w:type="dxa"/>
+              <w:left w:w="130" w:type="dxa"/>
+              <w:bottom w:w="90" w:type="dxa"/>
+              <w:right w:w="130" w:type="dxa"/>
+            </w:tcMar>
+          </w:tcPr>
+          <w:p>
+            <w:pPr>
+              <w:spacing w:after="30"/>
+              <w:rPr>
+                <w:lang w:val="nl-NL"/>
+              </w:rPr>
+            </w:pPr>
+            <w:r>
+              <w:rPr>
+                <w:b/>
+                <w:bCs/>
+                <w:sz w:val="19"/>
+                <w:szCs w:val="19"/>
+                <w:lang w:val="nl-NL"/>
+              </w:rPr>
+              <w:t xml:space="preserve">Waar grijpt jouw oplossing in?</w:t>
+            </w:r>
+          </w:p>
+          <w:p>
+            <w:pPr>
+              <w:rPr>
+                <w:lang w:val="nl-NL"/>
+              </w:rPr>
+            </w:pPr>
+            <w:r>
+              <w:rPr>
+                <w:i/>
+                <w:iCs/>
+                <w:color w:val="E5007D"/>
+                <w:sz w:val="17"/>
+                <w:szCs w:val="17"/>
+                <w:lang w:val="nl-NL"/>
+              </w:rPr>
+              <w:t xml:space="preserve">Wat houdt de waarde vast?</w:t>
+            </w:r>
+          </w:p>
+        </w:tc>
+        <w:tc>
+          <w:tcPr>
+            <w:tcW w:w="7146" w:type="dxa"/>
+            <w:tcBorders>
+              <w:top w:val="single" w:sz="4" w:space="0" w:color="D9D9D9"/>
+              <w:left w:val="single" w:sz="4" w:space="0" w:color="D9D9D9"/>
+              <w:bottom w:val="single" w:sz="4" w:space="0" w:color="D9D9D9"/>
+              <w:right w:val="single" w:sz="4" w:space="0" w:color="D9D9D9"/>
+            </w:tcBorders>
+            <w:tcMar>
+              <w:top w:w="90" w:type="dxa"/>
+              <w:left w:w="130" w:type="dxa"/>
+              <w:bottom w:w="90" w:type="dxa"/>
+              <w:right w:w="130" w:type="dxa"/>
+            </w:tcMar>
+          </w:tcPr>
+          <w:p>
+            <w:pPr>
+              <w:spacing w:after="60"/>
+              <w:rPr>
+                <w:lang w:val="nl-NL"/>
+              </w:rPr>
+            </w:pPr>
+            <w:r>
+              <w:rPr>
+                <w:i/>
+                <w:iCs/>
+                <w:color w:val="595959"/>
+                <w:sz w:val="17"/>
+                <w:szCs w:val="17"/>
+                <w:lang w:val="nl-NL"/>
+              </w:rPr>
+              <w:t xml:space="preserve">Beschrijf wat er precies verandert door jullie voorstel.</w:t>
+            </w:r>
+          </w:p>
+          <w:p>
+            <w:pPr>
+              <w:spacing w:before="40" w:after="40"/>
+              <w:rPr>
+                <w:lang w:val="nl-NL"/>
+              </w:rPr>
+            </w:pPr>
+            <w:r>
+              <w:rPr>
+                <w:i/>
+                <w:iCs/>
+                <w:color w:val="595959"/>
+                <w:sz w:val="18"/>
+                <w:szCs w:val="18"/>
+                <w:lang w:val="nl-NL"/>
+              </w:rPr>
+              <w:t xml:space="preserve">[ vul hier in ]</w:t>
+            </w:r>
+          </w:p>
+          <w:p>
+            <w:pPr>
+              <w:spacing w:before="40" w:after="40"/>
+              <w:rPr>
+                <w:lang w:val="nl-NL"/>
+              </w:rPr>
+            </w:pPr>
+          </w:p>
+          <w:p>
+            <w:pPr>
+              <w:spacing w:before="40" w:after="40"/>
+              <w:rPr>
+                <w:lang w:val="nl-NL"/>
+              </w:rPr>
+            </w:pPr>
+          </w:p>
+          <w:p>
+            <w:pPr>
+              <w:spacing w:before="40" w:after="40"/>
+              <w:rPr>
+                <w:lang w:val="nl-NL"/>
+              </w:rPr>
+            </w:pPr>
+          </w:p>
+          <w:p>
+            <w:pPr>
+              <w:spacing w:before="40" w:after="40"/>
+              <w:rPr>
+                <w:lang w:val="nl-NL"/>
+              </w:rPr>
+            </w:pPr>
+          </w:p>
+        </w:tc>
+      </w:tr>
+    </w:tbl>
     <w:p>
       <w:pPr>
-        <w:spacing w:after="120" w:before="0" w:line="264"/>
-      </w:pPr>
-      <w:r>
-        <w:rPr>
-          <w:rFonts w:ascii="Arial" w:cs="Arial" w:eastAsia="Arial" w:hAnsi="Arial"/>
-          <w:b/>
-          <w:bCs/>
-        </w:rPr>
-        <w:t xml:space="preserve">Wanneer gebruiken: </w:t>
-      </w:r>
-      <w:r>
-        <w:rPr>
-          <w:rFonts w:ascii="Arial" w:cs="Arial" w:eastAsia="Arial" w:hAnsi="Arial"/>
-          <w:sz w:val="19"/>
-          <w:szCs w:val="19"/>
-        </w:rPr>
-        <w:t xml:space="preserve">om te laten zien waar in de levensloop jouw oplossing waarde toevoegt of behoudt.</w:t>
-      </w:r>
+        <w:spacing w:after="120"/>
+        <w:rPr>
+          <w:lang w:val="nl-NL"/>
+        </w:rPr>
+      </w:pPr>
     </w:p>
     <w:p>
       <w:pPr>
         <w:keepNext/>
         <w:pBdr>
-          <w:bottom w:val="single" w:color="E5007D" w:sz="8" w:space="4"/>
+          <w:bottom w:val="single" w:sz="8" w:space="4" w:color="E5007D"/>
         </w:pBdr>
-        <w:spacing w:after="140" w:before="360"/>
+        <w:spacing w:before="360" w:after="140"/>
+        <w:rPr>
+          <w:lang w:val="nl-NL"/>
+        </w:rPr>
       </w:pPr>
       <w:r>
         <w:rPr>
-          <w:rFonts w:ascii="Arial" w:cs="Arial" w:eastAsia="Arial" w:hAnsi="Arial"/>
           <w:b/>
           <w:bCs/>
           <w:color w:val="E5007D"/>
           <w:sz w:val="28"/>
           <w:szCs w:val="28"/>
+          <w:lang w:val="nl-NL"/>
         </w:rPr>
         <w:t xml:space="preserve">Welk model gebruik je?</w:t>
-      </w:r>
-    </w:p>
-    <w:p>
-      <w:pPr>
-        <w:spacing w:after="120" w:before="0" w:line="264"/>
-      </w:pPr>
-      <w:r>
-        <w:rPr>
-          <w:rFonts w:ascii="Arial" w:cs="Arial" w:eastAsia="Arial" w:hAnsi="Arial"/>
-        </w:rPr>
-        <w:t xml:space="preserve">Bepaal per model of het je project scherper maakt, en hoe je het toepast.</w:t>
       </w:r>
     </w:p>
     <w:tbl>
       <w:tblPr>
-        <w:tblW w:type="dxa" w:w="9746"/>
+        <w:tblW w:w="9746" w:type="dxa"/>
         <w:tblBorders>
-          <w:top w:val="single" w:color="auto" w:sz="4"/>
-          <w:left w:val="single" w:color="auto" w:sz="4"/>
-          <w:bottom w:val="single" w:color="auto" w:sz="4"/>
-          <w:right w:val="single" w:color="auto" w:sz="4"/>
-          <w:insideH w:val="single" w:color="auto" w:sz="4"/>
-          <w:insideV w:val="single" w:color="auto" w:sz="4"/>
+          <w:top w:val="single" w:sz="4" w:space="0" w:color="auto"/>
+          <w:left w:val="single" w:sz="4" w:space="0" w:color="auto"/>
+          <w:bottom w:val="single" w:sz="4" w:space="0" w:color="auto"/>
+          <w:right w:val="single" w:sz="4" w:space="0" w:color="auto"/>
+          <w:insideH w:val="single" w:sz="4" w:space="0" w:color="auto"/>
+          <w:insideV w:val="single" w:sz="4" w:space="0" w:color="auto"/>
         </w:tblBorders>
+        <w:tblCellMar>
+          <w:left w:w="10" w:type="dxa"/>
+          <w:right w:w="10" w:type="dxa"/>
+        </w:tblCellMar>
+        <w:tblLook w:val="04A0" w:firstRow="1" w:lastRow="0" w:firstColumn="1" w:lastColumn="0" w:noHBand="0" w:noVBand="1"/>
       </w:tblPr>
       <w:tblGrid>
         <w:gridCol w:w="2400"/>
-        <w:gridCol w:w="3546"/>
-        <w:gridCol w:w="3800"/>
+        <w:gridCol w:w="3400"/>
+        <w:gridCol w:w="3946"/>
       </w:tblGrid>
       <w:tr>
         <w:trPr>
@@ -545,30 +2428,35 @@
         </w:trPr>
         <w:tc>
           <w:tcPr>
-            <w:tcW w:type="dxa" w:w="2400"/>
-            <w:tcBorders>
-              <w:top w:val="single" w:color="D9D9D9" w:sz="4"/>
-              <w:left w:val="single" w:color="D9D9D9" w:sz="4"/>
-              <w:bottom w:val="single" w:color="D9D9D9" w:sz="4"/>
-              <w:right w:val="single" w:color="D9D9D9" w:sz="4"/>
-            </w:tcBorders>
-            <w:shd w:fill="E5007D" w:color="auto" w:val="clear"/>
-            <w:tcMar>
-              <w:top w:type="dxa" w:w="70"/>
-              <w:left w:type="dxa" w:w="120"/>
-              <w:bottom w:type="dxa" w:w="70"/>
-              <w:right w:type="dxa" w:w="120"/>
-            </w:tcMar>
-          </w:tcPr>
-          <w:p>
-            <w:r>
-              <w:rPr>
-                <w:rFonts w:ascii="Arial" w:cs="Arial" w:eastAsia="Arial" w:hAnsi="Arial"/>
+            <w:tcW w:w="2400" w:type="dxa"/>
+            <w:tcBorders>
+              <w:top w:val="single" w:sz="4" w:space="0" w:color="D9D9D9"/>
+              <w:left w:val="single" w:sz="4" w:space="0" w:color="D9D9D9"/>
+              <w:bottom w:val="single" w:sz="4" w:space="0" w:color="D9D9D9"/>
+              <w:right w:val="single" w:sz="4" w:space="0" w:color="D9D9D9"/>
+            </w:tcBorders>
+            <w:shd w:val="clear" w:color="auto" w:fill="E5007D"/>
+            <w:tcMar>
+              <w:top w:w="70" w:type="dxa"/>
+              <w:left w:w="130" w:type="dxa"/>
+              <w:bottom w:w="70" w:type="dxa"/>
+              <w:right w:w="130" w:type="dxa"/>
+            </w:tcMar>
+          </w:tcPr>
+          <w:p>
+            <w:pPr>
+              <w:rPr>
+                <w:lang w:val="nl-NL"/>
+              </w:rPr>
+            </w:pPr>
+            <w:r>
+              <w:rPr>
                 <w:b/>
                 <w:bCs/>
                 <w:color w:val="FFFFFF"/>
                 <w:sz w:val="18"/>
                 <w:szCs w:val="18"/>
+                <w:lang w:val="nl-NL"/>
               </w:rPr>
               <w:t xml:space="preserve">Model</w:t>
             </w:r>
@@ -576,30 +2464,35 @@
         </w:tc>
         <w:tc>
           <w:tcPr>
-            <w:tcW w:type="dxa" w:w="3546"/>
-            <w:tcBorders>
-              <w:top w:val="single" w:color="D9D9D9" w:sz="4"/>
-              <w:left w:val="single" w:color="D9D9D9" w:sz="4"/>
-              <w:bottom w:val="single" w:color="D9D9D9" w:sz="4"/>
-              <w:right w:val="single" w:color="D9D9D9" w:sz="4"/>
-            </w:tcBorders>
-            <w:shd w:fill="E5007D" w:color="auto" w:val="clear"/>
-            <w:tcMar>
-              <w:top w:type="dxa" w:w="70"/>
-              <w:left w:type="dxa" w:w="120"/>
-              <w:bottom w:type="dxa" w:w="70"/>
-              <w:right w:type="dxa" w:w="120"/>
-            </w:tcMar>
-          </w:tcPr>
-          <w:p>
-            <w:r>
-              <w:rPr>
-                <w:rFonts w:ascii="Arial" w:cs="Arial" w:eastAsia="Arial" w:hAnsi="Arial"/>
+            <w:tcW w:w="3400" w:type="dxa"/>
+            <w:tcBorders>
+              <w:top w:val="single" w:sz="4" w:space="0" w:color="D9D9D9"/>
+              <w:left w:val="single" w:sz="4" w:space="0" w:color="D9D9D9"/>
+              <w:bottom w:val="single" w:sz="4" w:space="0" w:color="D9D9D9"/>
+              <w:right w:val="single" w:sz="4" w:space="0" w:color="D9D9D9"/>
+            </w:tcBorders>
+            <w:shd w:val="clear" w:color="auto" w:fill="E5007D"/>
+            <w:tcMar>
+              <w:top w:w="70" w:type="dxa"/>
+              <w:left w:w="130" w:type="dxa"/>
+              <w:bottom w:w="70" w:type="dxa"/>
+              <w:right w:w="130" w:type="dxa"/>
+            </w:tcMar>
+          </w:tcPr>
+          <w:p>
+            <w:pPr>
+              <w:rPr>
+                <w:lang w:val="nl-NL"/>
+              </w:rPr>
+            </w:pPr>
+            <w:r>
+              <w:rPr>
                 <w:b/>
                 <w:bCs/>
                 <w:color w:val="FFFFFF"/>
                 <w:sz w:val="18"/>
                 <w:szCs w:val="18"/>
+                <w:lang w:val="nl-NL"/>
               </w:rPr>
               <w:t xml:space="preserve">Waar het over gaat</w:t>
             </w:r>
@@ -607,30 +2500,35 @@
         </w:tc>
         <w:tc>
           <w:tcPr>
-            <w:tcW w:type="dxa" w:w="3800"/>
-            <w:tcBorders>
-              <w:top w:val="single" w:color="D9D9D9" w:sz="4"/>
-              <w:left w:val="single" w:color="D9D9D9" w:sz="4"/>
-              <w:bottom w:val="single" w:color="D9D9D9" w:sz="4"/>
-              <w:right w:val="single" w:color="D9D9D9" w:sz="4"/>
-            </w:tcBorders>
-            <w:shd w:fill="E5007D" w:color="auto" w:val="clear"/>
-            <w:tcMar>
-              <w:top w:type="dxa" w:w="70"/>
-              <w:left w:type="dxa" w:w="120"/>
-              <w:bottom w:type="dxa" w:w="70"/>
-              <w:right w:type="dxa" w:w="120"/>
-            </w:tcMar>
-          </w:tcPr>
-          <w:p>
-            <w:r>
-              <w:rPr>
-                <w:rFonts w:ascii="Arial" w:cs="Arial" w:eastAsia="Arial" w:hAnsi="Arial"/>
+            <w:tcW w:w="3946" w:type="dxa"/>
+            <w:tcBorders>
+              <w:top w:val="single" w:sz="4" w:space="0" w:color="D9D9D9"/>
+              <w:left w:val="single" w:sz="4" w:space="0" w:color="D9D9D9"/>
+              <w:bottom w:val="single" w:sz="4" w:space="0" w:color="D9D9D9"/>
+              <w:right w:val="single" w:sz="4" w:space="0" w:color="D9D9D9"/>
+            </w:tcBorders>
+            <w:shd w:val="clear" w:color="auto" w:fill="E5007D"/>
+            <w:tcMar>
+              <w:top w:w="70" w:type="dxa"/>
+              <w:left w:w="130" w:type="dxa"/>
+              <w:bottom w:w="70" w:type="dxa"/>
+              <w:right w:w="130" w:type="dxa"/>
+            </w:tcMar>
+          </w:tcPr>
+          <w:p>
+            <w:pPr>
+              <w:rPr>
+                <w:lang w:val="nl-NL"/>
+              </w:rPr>
+            </w:pPr>
+            <w:r>
+              <w:rPr>
                 <w:b/>
                 <w:bCs/>
                 <w:color w:val="FFFFFF"/>
                 <w:sz w:val="18"/>
                 <w:szCs w:val="18"/>
+                <w:lang w:val="nl-NL"/>
               </w:rPr>
               <w:t xml:space="preserve">Hoe gebruik je het in je project?</w:t>
             </w:r>
@@ -638,357 +2536,416 @@
         </w:tc>
       </w:tr>
       <w:tr>
-        <w:tc>
-          <w:tcPr>
-            <w:tcW w:type="dxa" w:w="2400"/>
-            <w:tcBorders>
-              <w:top w:val="single" w:color="D9D9D9" w:sz="4"/>
-              <w:left w:val="single" w:color="D9D9D9" w:sz="4"/>
-              <w:bottom w:val="single" w:color="D9D9D9" w:sz="4"/>
-              <w:right w:val="single" w:color="D9D9D9" w:sz="4"/>
-            </w:tcBorders>
-            <w:tcMar>
-              <w:top w:type="dxa" w:w="85"/>
-              <w:left w:type="dxa" w:w="120"/>
-              <w:bottom w:type="dxa" w:w="85"/>
-              <w:right w:type="dxa" w:w="120"/>
-            </w:tcMar>
-            <w:vAlign w:val="top"/>
-          </w:tcPr>
-          <w:p>
-            <w:pPr>
-              <w:spacing w:line="252"/>
-            </w:pPr>
-            <w:r>
-              <w:rPr>
-                <w:rFonts w:ascii="Arial" w:cs="Arial" w:eastAsia="Arial" w:hAnsi="Arial"/>
+        <w:trPr>
+          <w:cantSplit/>
+        </w:trPr>
+        <w:tc>
+          <w:tcPr>
+            <w:tcW w:w="2400" w:type="dxa"/>
+            <w:tcBorders>
+              <w:top w:val="single" w:sz="4" w:space="0" w:color="D9D9D9"/>
+              <w:left w:val="single" w:sz="4" w:space="0" w:color="D9D9D9"/>
+              <w:bottom w:val="single" w:sz="4" w:space="0" w:color="D9D9D9"/>
+              <w:right w:val="single" w:sz="4" w:space="0" w:color="D9D9D9"/>
+            </w:tcBorders>
+            <w:tcMar>
+              <w:top w:w="90" w:type="dxa"/>
+              <w:left w:w="130" w:type="dxa"/>
+              <w:bottom w:w="90" w:type="dxa"/>
+              <w:right w:w="130" w:type="dxa"/>
+            </w:tcMar>
+          </w:tcPr>
+          <w:p>
+            <w:pPr>
+              <w:rPr>
+                <w:lang w:val="nl-NL"/>
+              </w:rPr>
+            </w:pPr>
+            <w:r>
+              <w:rPr>
+                <w:b/>
+                <w:bCs/>
+                <w:sz w:val="19"/>
+                <w:szCs w:val="19"/>
+                <w:lang w:val="nl-NL"/>
+              </w:rPr>
+              <w:t xml:space="preserve">R-ladder</w:t>
+            </w:r>
+          </w:p>
+        </w:tc>
+        <w:tc>
+          <w:tcPr>
+            <w:tcW w:w="3400" w:type="dxa"/>
+            <w:tcBorders>
+              <w:top w:val="single" w:sz="4" w:space="0" w:color="D9D9D9"/>
+              <w:left w:val="single" w:sz="4" w:space="0" w:color="D9D9D9"/>
+              <w:bottom w:val="single" w:sz="4" w:space="0" w:color="D9D9D9"/>
+              <w:right w:val="single" w:sz="4" w:space="0" w:color="D9D9D9"/>
+            </w:tcBorders>
+            <w:tcMar>
+              <w:top w:w="90" w:type="dxa"/>
+              <w:left w:w="130" w:type="dxa"/>
+              <w:bottom w:w="90" w:type="dxa"/>
+              <w:right w:w="130" w:type="dxa"/>
+            </w:tcMar>
+          </w:tcPr>
+          <w:p>
+            <w:pPr>
+              <w:rPr>
+                <w:lang w:val="nl-NL"/>
+              </w:rPr>
+            </w:pPr>
+            <w:r>
+              <w:rPr>
                 <w:sz w:val="18"/>
                 <w:szCs w:val="18"/>
-              </w:rPr>
-              <w:t xml:space="preserve">R-ladder</w:t>
-            </w:r>
-          </w:p>
-        </w:tc>
-        <w:tc>
-          <w:tcPr>
-            <w:tcW w:type="dxa" w:w="3546"/>
-            <w:tcBorders>
-              <w:top w:val="single" w:color="D9D9D9" w:sz="4"/>
-              <w:left w:val="single" w:color="D9D9D9" w:sz="4"/>
-              <w:bottom w:val="single" w:color="D9D9D9" w:sz="4"/>
-              <w:right w:val="single" w:color="D9D9D9" w:sz="4"/>
-            </w:tcBorders>
-            <w:tcMar>
-              <w:top w:type="dxa" w:w="85"/>
-              <w:left w:type="dxa" w:w="120"/>
-              <w:bottom w:type="dxa" w:w="85"/>
-              <w:right w:type="dxa" w:w="120"/>
-            </w:tcMar>
-            <w:vAlign w:val="top"/>
-          </w:tcPr>
-          <w:p>
-            <w:pPr>
-              <w:spacing w:line="252"/>
-            </w:pPr>
-            <w:r>
-              <w:rPr>
-                <w:rFonts w:ascii="Arial" w:cs="Arial" w:eastAsia="Arial" w:hAnsi="Arial"/>
-                <w:sz w:val="18"/>
-                <w:szCs w:val="18"/>
-              </w:rPr>
-              <w:t xml:space="preserve">prioriteit van circulaire strategieen</w:t>
-            </w:r>
-          </w:p>
-        </w:tc>
-        <w:tc>
-          <w:tcPr>
-            <w:tcW w:type="dxa" w:w="3800"/>
-            <w:tcBorders>
-              <w:top w:val="single" w:color="D9D9D9" w:sz="4"/>
-              <w:left w:val="single" w:color="D9D9D9" w:sz="4"/>
-              <w:bottom w:val="single" w:color="D9D9D9" w:sz="4"/>
-              <w:right w:val="single" w:color="D9D9D9" w:sz="4"/>
-            </w:tcBorders>
-            <w:tcMar>
-              <w:top w:type="dxa" w:w="85"/>
-              <w:left w:type="dxa" w:w="120"/>
-              <w:bottom w:type="dxa" w:w="85"/>
-              <w:right w:type="dxa" w:w="120"/>
-            </w:tcMar>
-            <w:vAlign w:val="top"/>
-          </w:tcPr>
-          <w:p>
-            <w:pPr>
-              <w:spacing w:line="252"/>
-            </w:pPr>
-            <w:r>
-              <w:rPr>
-                <w:rFonts w:ascii="Arial" w:cs="Arial" w:eastAsia="Arial" w:hAnsi="Arial"/>
+                <w:lang w:val="nl-NL"/>
+              </w:rPr>
+              <w:t xml:space="preserve">Prioriteit van circulaire strategieën</w:t>
+            </w:r>
+          </w:p>
+        </w:tc>
+        <w:tc>
+          <w:tcPr>
+            <w:tcW w:w="3946" w:type="dxa"/>
+            <w:tcBorders>
+              <w:top w:val="single" w:sz="4" w:space="0" w:color="D9D9D9"/>
+              <w:left w:val="single" w:sz="4" w:space="0" w:color="D9D9D9"/>
+              <w:bottom w:val="single" w:sz="4" w:space="0" w:color="D9D9D9"/>
+              <w:right w:val="single" w:sz="4" w:space="0" w:color="D9D9D9"/>
+            </w:tcBorders>
+            <w:tcMar>
+              <w:top w:w="90" w:type="dxa"/>
+              <w:left w:w="130" w:type="dxa"/>
+              <w:bottom w:w="90" w:type="dxa"/>
+              <w:right w:w="130" w:type="dxa"/>
+            </w:tcMar>
+          </w:tcPr>
+          <w:p>
+            <w:pPr>
+              <w:spacing w:before="40" w:after="40"/>
+              <w:rPr>
+                <w:lang w:val="nl-NL"/>
+              </w:rPr>
+            </w:pPr>
+            <w:r>
+              <w:rPr>
                 <w:i/>
                 <w:iCs/>
                 <w:color w:val="595959"/>
                 <w:sz w:val="18"/>
                 <w:szCs w:val="18"/>
-              </w:rPr>
-              <w:t xml:space="preserve">[ vul in ]</w:t>
-            </w:r>
+                <w:lang w:val="nl-NL"/>
+              </w:rPr>
+              <w:t xml:space="preserve">[ hoe pas je het toe? ]</w:t>
+            </w:r>
+          </w:p>
+          <w:p>
+            <w:pPr>
+              <w:spacing w:before="40" w:after="40"/>
+              <w:rPr>
+                <w:lang w:val="nl-NL"/>
+              </w:rPr>
+            </w:pPr>
           </w:p>
         </w:tc>
       </w:tr>
       <w:tr>
-        <w:tc>
-          <w:tcPr>
-            <w:tcW w:type="dxa" w:w="2400"/>
-            <w:tcBorders>
-              <w:top w:val="single" w:color="D9D9D9" w:sz="4"/>
-              <w:left w:val="single" w:color="D9D9D9" w:sz="4"/>
-              <w:bottom w:val="single" w:color="D9D9D9" w:sz="4"/>
-              <w:right w:val="single" w:color="D9D9D9" w:sz="4"/>
-            </w:tcBorders>
-            <w:tcMar>
-              <w:top w:type="dxa" w:w="85"/>
-              <w:left w:type="dxa" w:w="120"/>
-              <w:bottom w:type="dxa" w:w="85"/>
-              <w:right w:type="dxa" w:w="120"/>
-            </w:tcMar>
-            <w:vAlign w:val="top"/>
-          </w:tcPr>
-          <w:p>
-            <w:pPr>
-              <w:spacing w:line="252"/>
-            </w:pPr>
-            <w:r>
-              <w:rPr>
-                <w:rFonts w:ascii="Arial" w:cs="Arial" w:eastAsia="Arial" w:hAnsi="Arial"/>
+        <w:trPr>
+          <w:cantSplit/>
+        </w:trPr>
+        <w:tc>
+          <w:tcPr>
+            <w:tcW w:w="2400" w:type="dxa"/>
+            <w:tcBorders>
+              <w:top w:val="single" w:sz="4" w:space="0" w:color="D9D9D9"/>
+              <w:left w:val="single" w:sz="4" w:space="0" w:color="D9D9D9"/>
+              <w:bottom w:val="single" w:sz="4" w:space="0" w:color="D9D9D9"/>
+              <w:right w:val="single" w:sz="4" w:space="0" w:color="D9D9D9"/>
+            </w:tcBorders>
+            <w:tcMar>
+              <w:top w:w="90" w:type="dxa"/>
+              <w:left w:w="130" w:type="dxa"/>
+              <w:bottom w:w="90" w:type="dxa"/>
+              <w:right w:w="130" w:type="dxa"/>
+            </w:tcMar>
+          </w:tcPr>
+          <w:p>
+            <w:pPr>
+              <w:rPr>
+                <w:lang w:val="nl-NL"/>
+              </w:rPr>
+            </w:pPr>
+            <w:r>
+              <w:rPr>
+                <w:b/>
+                <w:bCs/>
+                <w:sz w:val="19"/>
+                <w:szCs w:val="19"/>
+                <w:lang w:val="nl-NL"/>
+              </w:rPr>
+              <w:t xml:space="preserve">Vlinderdiagram</w:t>
+            </w:r>
+          </w:p>
+        </w:tc>
+        <w:tc>
+          <w:tcPr>
+            <w:tcW w:w="3400" w:type="dxa"/>
+            <w:tcBorders>
+              <w:top w:val="single" w:sz="4" w:space="0" w:color="D9D9D9"/>
+              <w:left w:val="single" w:sz="4" w:space="0" w:color="D9D9D9"/>
+              <w:bottom w:val="single" w:sz="4" w:space="0" w:color="D9D9D9"/>
+              <w:right w:val="single" w:sz="4" w:space="0" w:color="D9D9D9"/>
+            </w:tcBorders>
+            <w:tcMar>
+              <w:top w:w="90" w:type="dxa"/>
+              <w:left w:w="130" w:type="dxa"/>
+              <w:bottom w:w="90" w:type="dxa"/>
+              <w:right w:w="130" w:type="dxa"/>
+            </w:tcMar>
+          </w:tcPr>
+          <w:p>
+            <w:pPr>
+              <w:rPr>
+                <w:lang w:val="nl-NL"/>
+              </w:rPr>
+            </w:pPr>
+            <w:r>
+              <w:rPr>
                 <w:sz w:val="18"/>
                 <w:szCs w:val="18"/>
-              </w:rPr>
-              <w:t xml:space="preserve">Vlinderdiagram</w:t>
-            </w:r>
-          </w:p>
-        </w:tc>
-        <w:tc>
-          <w:tcPr>
-            <w:tcW w:type="dxa" w:w="3546"/>
-            <w:tcBorders>
-              <w:top w:val="single" w:color="D9D9D9" w:sz="4"/>
-              <w:left w:val="single" w:color="D9D9D9" w:sz="4"/>
-              <w:bottom w:val="single" w:color="D9D9D9" w:sz="4"/>
-              <w:right w:val="single" w:color="D9D9D9" w:sz="4"/>
-            </w:tcBorders>
-            <w:tcMar>
-              <w:top w:type="dxa" w:w="85"/>
-              <w:left w:type="dxa" w:w="120"/>
-              <w:bottom w:type="dxa" w:w="85"/>
-              <w:right w:type="dxa" w:w="120"/>
-            </w:tcMar>
-            <w:vAlign w:val="top"/>
-          </w:tcPr>
-          <w:p>
-            <w:pPr>
-              <w:spacing w:line="252"/>
-            </w:pPr>
-            <w:r>
-              <w:rPr>
-                <w:rFonts w:ascii="Arial" w:cs="Arial" w:eastAsia="Arial" w:hAnsi="Arial"/>
-                <w:sz w:val="18"/>
-                <w:szCs w:val="18"/>
-              </w:rPr>
-              <w:t xml:space="preserve">materialen in kringlopen houden</w:t>
-            </w:r>
-          </w:p>
-        </w:tc>
-        <w:tc>
-          <w:tcPr>
-            <w:tcW w:type="dxa" w:w="3800"/>
-            <w:tcBorders>
-              <w:top w:val="single" w:color="D9D9D9" w:sz="4"/>
-              <w:left w:val="single" w:color="D9D9D9" w:sz="4"/>
-              <w:bottom w:val="single" w:color="D9D9D9" w:sz="4"/>
-              <w:right w:val="single" w:color="D9D9D9" w:sz="4"/>
-            </w:tcBorders>
-            <w:tcMar>
-              <w:top w:type="dxa" w:w="85"/>
-              <w:left w:type="dxa" w:w="120"/>
-              <w:bottom w:type="dxa" w:w="85"/>
-              <w:right w:type="dxa" w:w="120"/>
-            </w:tcMar>
-            <w:vAlign w:val="top"/>
-          </w:tcPr>
-          <w:p>
-            <w:pPr>
-              <w:spacing w:line="252"/>
-            </w:pPr>
-            <w:r>
-              <w:rPr>
-                <w:rFonts w:ascii="Arial" w:cs="Arial" w:eastAsia="Arial" w:hAnsi="Arial"/>
+                <w:lang w:val="nl-NL"/>
+              </w:rPr>
+              <w:t xml:space="preserve">Materialen in kringlopen houden</w:t>
+            </w:r>
+          </w:p>
+        </w:tc>
+        <w:tc>
+          <w:tcPr>
+            <w:tcW w:w="3946" w:type="dxa"/>
+            <w:tcBorders>
+              <w:top w:val="single" w:sz="4" w:space="0" w:color="D9D9D9"/>
+              <w:left w:val="single" w:sz="4" w:space="0" w:color="D9D9D9"/>
+              <w:bottom w:val="single" w:sz="4" w:space="0" w:color="D9D9D9"/>
+              <w:right w:val="single" w:sz="4" w:space="0" w:color="D9D9D9"/>
+            </w:tcBorders>
+            <w:tcMar>
+              <w:top w:w="90" w:type="dxa"/>
+              <w:left w:w="130" w:type="dxa"/>
+              <w:bottom w:w="90" w:type="dxa"/>
+              <w:right w:w="130" w:type="dxa"/>
+            </w:tcMar>
+          </w:tcPr>
+          <w:p>
+            <w:pPr>
+              <w:spacing w:before="40" w:after="40"/>
+              <w:rPr>
+                <w:lang w:val="nl-NL"/>
+              </w:rPr>
+            </w:pPr>
+            <w:r>
+              <w:rPr>
                 <w:i/>
                 <w:iCs/>
                 <w:color w:val="595959"/>
                 <w:sz w:val="18"/>
                 <w:szCs w:val="18"/>
-              </w:rPr>
-              <w:t xml:space="preserve">[ vul in ]</w:t>
-            </w:r>
+                <w:lang w:val="nl-NL"/>
+              </w:rPr>
+              <w:t xml:space="preserve">[ hoe pas je het toe? ]</w:t>
+            </w:r>
+          </w:p>
+          <w:p>
+            <w:pPr>
+              <w:spacing w:before="40" w:after="40"/>
+              <w:rPr>
+                <w:lang w:val="nl-NL"/>
+              </w:rPr>
+            </w:pPr>
           </w:p>
         </w:tc>
       </w:tr>
       <w:tr>
-        <w:tc>
-          <w:tcPr>
-            <w:tcW w:type="dxa" w:w="2400"/>
-            <w:tcBorders>
-              <w:top w:val="single" w:color="D9D9D9" w:sz="4"/>
-              <w:left w:val="single" w:color="D9D9D9" w:sz="4"/>
-              <w:bottom w:val="single" w:color="D9D9D9" w:sz="4"/>
-              <w:right w:val="single" w:color="D9D9D9" w:sz="4"/>
-            </w:tcBorders>
-            <w:tcMar>
-              <w:top w:type="dxa" w:w="85"/>
-              <w:left w:type="dxa" w:w="120"/>
-              <w:bottom w:type="dxa" w:w="85"/>
-              <w:right w:type="dxa" w:w="120"/>
-            </w:tcMar>
-            <w:vAlign w:val="top"/>
-          </w:tcPr>
-          <w:p>
-            <w:pPr>
-              <w:spacing w:line="252"/>
-            </w:pPr>
-            <w:r>
-              <w:rPr>
-                <w:rFonts w:ascii="Arial" w:cs="Arial" w:eastAsia="Arial" w:hAnsi="Arial"/>
+        <w:trPr>
+          <w:cantSplit/>
+        </w:trPr>
+        <w:tc>
+          <w:tcPr>
+            <w:tcW w:w="2400" w:type="dxa"/>
+            <w:tcBorders>
+              <w:top w:val="single" w:sz="4" w:space="0" w:color="D9D9D9"/>
+              <w:left w:val="single" w:sz="4" w:space="0" w:color="D9D9D9"/>
+              <w:bottom w:val="single" w:sz="4" w:space="0" w:color="D9D9D9"/>
+              <w:right w:val="single" w:sz="4" w:space="0" w:color="D9D9D9"/>
+            </w:tcBorders>
+            <w:tcMar>
+              <w:top w:w="90" w:type="dxa"/>
+              <w:left w:w="130" w:type="dxa"/>
+              <w:bottom w:w="90" w:type="dxa"/>
+              <w:right w:w="130" w:type="dxa"/>
+            </w:tcMar>
+          </w:tcPr>
+          <w:p>
+            <w:pPr>
+              <w:rPr>
+                <w:lang w:val="nl-NL"/>
+              </w:rPr>
+            </w:pPr>
+            <w:r>
+              <w:rPr>
+                <w:b/>
+                <w:bCs/>
+                <w:sz w:val="19"/>
+                <w:szCs w:val="19"/>
+                <w:lang w:val="nl-NL"/>
+              </w:rPr>
+              <w:t xml:space="preserve">Value hill</w:t>
+            </w:r>
+          </w:p>
+        </w:tc>
+        <w:tc>
+          <w:tcPr>
+            <w:tcW w:w="3400" w:type="dxa"/>
+            <w:tcBorders>
+              <w:top w:val="single" w:sz="4" w:space="0" w:color="D9D9D9"/>
+              <w:left w:val="single" w:sz="4" w:space="0" w:color="D9D9D9"/>
+              <w:bottom w:val="single" w:sz="4" w:space="0" w:color="D9D9D9"/>
+              <w:right w:val="single" w:sz="4" w:space="0" w:color="D9D9D9"/>
+            </w:tcBorders>
+            <w:tcMar>
+              <w:top w:w="90" w:type="dxa"/>
+              <w:left w:w="130" w:type="dxa"/>
+              <w:bottom w:w="90" w:type="dxa"/>
+              <w:right w:w="130" w:type="dxa"/>
+            </w:tcMar>
+          </w:tcPr>
+          <w:p>
+            <w:pPr>
+              <w:rPr>
+                <w:lang w:val="nl-NL"/>
+              </w:rPr>
+            </w:pPr>
+            <w:r>
+              <w:rPr>
                 <w:sz w:val="18"/>
                 <w:szCs w:val="18"/>
-              </w:rPr>
-              <w:t xml:space="preserve">Value hill</w:t>
-            </w:r>
-          </w:p>
-        </w:tc>
-        <w:tc>
-          <w:tcPr>
-            <w:tcW w:type="dxa" w:w="3546"/>
-            <w:tcBorders>
-              <w:top w:val="single" w:color="D9D9D9" w:sz="4"/>
-              <w:left w:val="single" w:color="D9D9D9" w:sz="4"/>
-              <w:bottom w:val="single" w:color="D9D9D9" w:sz="4"/>
-              <w:right w:val="single" w:color="D9D9D9" w:sz="4"/>
-            </w:tcBorders>
-            <w:tcMar>
-              <w:top w:type="dxa" w:w="85"/>
-              <w:left w:type="dxa" w:w="120"/>
-              <w:bottom w:type="dxa" w:w="85"/>
-              <w:right w:type="dxa" w:w="120"/>
-            </w:tcMar>
-            <w:vAlign w:val="top"/>
-          </w:tcPr>
-          <w:p>
-            <w:pPr>
-              <w:spacing w:line="252"/>
-            </w:pPr>
-            <w:r>
-              <w:rPr>
-                <w:rFonts w:ascii="Arial" w:cs="Arial" w:eastAsia="Arial" w:hAnsi="Arial"/>
-                <w:sz w:val="18"/>
-                <w:szCs w:val="18"/>
-              </w:rPr>
-              <w:t xml:space="preserve">waarde behouden over de levensloop</w:t>
-            </w:r>
-          </w:p>
-        </w:tc>
-        <w:tc>
-          <w:tcPr>
-            <w:tcW w:type="dxa" w:w="3800"/>
-            <w:tcBorders>
-              <w:top w:val="single" w:color="D9D9D9" w:sz="4"/>
-              <w:left w:val="single" w:color="D9D9D9" w:sz="4"/>
-              <w:bottom w:val="single" w:color="D9D9D9" w:sz="4"/>
-              <w:right w:val="single" w:color="D9D9D9" w:sz="4"/>
-            </w:tcBorders>
-            <w:tcMar>
-              <w:top w:type="dxa" w:w="85"/>
-              <w:left w:type="dxa" w:w="120"/>
-              <w:bottom w:type="dxa" w:w="85"/>
-              <w:right w:type="dxa" w:w="120"/>
-            </w:tcMar>
-            <w:vAlign w:val="top"/>
-          </w:tcPr>
-          <w:p>
-            <w:pPr>
-              <w:spacing w:line="252"/>
-            </w:pPr>
-            <w:r>
-              <w:rPr>
-                <w:rFonts w:ascii="Arial" w:cs="Arial" w:eastAsia="Arial" w:hAnsi="Arial"/>
+                <w:lang w:val="nl-NL"/>
+              </w:rPr>
+              <w:t xml:space="preserve">Waarde behouden over de levensloop</w:t>
+            </w:r>
+          </w:p>
+        </w:tc>
+        <w:tc>
+          <w:tcPr>
+            <w:tcW w:w="3946" w:type="dxa"/>
+            <w:tcBorders>
+              <w:top w:val="single" w:sz="4" w:space="0" w:color="D9D9D9"/>
+              <w:left w:val="single" w:sz="4" w:space="0" w:color="D9D9D9"/>
+              <w:bottom w:val="single" w:sz="4" w:space="0" w:color="D9D9D9"/>
+              <w:right w:val="single" w:sz="4" w:space="0" w:color="D9D9D9"/>
+            </w:tcBorders>
+            <w:tcMar>
+              <w:top w:w="90" w:type="dxa"/>
+              <w:left w:w="130" w:type="dxa"/>
+              <w:bottom w:w="90" w:type="dxa"/>
+              <w:right w:w="130" w:type="dxa"/>
+            </w:tcMar>
+          </w:tcPr>
+          <w:p>
+            <w:pPr>
+              <w:spacing w:before="40" w:after="40"/>
+              <w:rPr>
+                <w:lang w:val="nl-NL"/>
+              </w:rPr>
+            </w:pPr>
+            <w:r>
+              <w:rPr>
                 <w:i/>
                 <w:iCs/>
                 <w:color w:val="595959"/>
                 <w:sz w:val="18"/>
                 <w:szCs w:val="18"/>
-              </w:rPr>
-              <w:t xml:space="preserve">[ vul in ]</w:t>
-            </w:r>
+                <w:lang w:val="nl-NL"/>
+              </w:rPr>
+              <w:t xml:space="preserve">[ hoe pas je het toe? ]</w:t>
+            </w:r>
+          </w:p>
+          <w:p>
+            <w:pPr>
+              <w:spacing w:before="40" w:after="40"/>
+              <w:rPr>
+                <w:lang w:val="nl-NL"/>
+              </w:rPr>
+            </w:pPr>
           </w:p>
         </w:tc>
       </w:tr>
     </w:tbl>
     <w:p>
       <w:pPr>
-        <w:spacing w:after="140"/>
-      </w:pPr>
-      <w:r>
-        <w:rPr>
-          <w:rFonts w:ascii="Arial" w:cs="Arial" w:eastAsia="Arial" w:hAnsi="Arial"/>
-        </w:rPr>
-        <w:t xml:space="preserve"/>
-      </w:r>
+        <w:spacing w:after="120"/>
+        <w:rPr>
+          <w:lang w:val="nl-NL"/>
+        </w:rPr>
+      </w:pPr>
     </w:p>
     <w:tbl>
       <w:tblPr>
-        <w:tblW w:type="dxa" w:w="9746"/>
+        <w:tblW w:w="9746" w:type="dxa"/>
         <w:tblBorders>
-          <w:top w:val="single" w:color="D9D9D9" w:sz="2" w:space="0"/>
-          <w:left w:val="single" w:color="E5007D" w:sz="28" w:space="4"/>
-          <w:bottom w:val="single" w:color="D9D9D9" w:sz="2" w:space="0"/>
-          <w:right w:val="single" w:color="D9D9D9" w:sz="2" w:space="0"/>
-          <w:insideH w:val="single" w:color="auto" w:sz="4"/>
-          <w:insideV w:val="single" w:color="auto" w:sz="4"/>
+          <w:top w:val="single" w:sz="2" w:space="0" w:color="D9D9D9"/>
+          <w:left w:val="single" w:sz="28" w:space="4" w:color="E5007D"/>
+          <w:bottom w:val="single" w:sz="2" w:space="0" w:color="D9D9D9"/>
+          <w:right w:val="single" w:sz="2" w:space="0" w:color="D9D9D9"/>
+          <w:insideH w:val="single" w:sz="4" w:space="0" w:color="auto"/>
+          <w:insideV w:val="single" w:sz="4" w:space="0" w:color="auto"/>
         </w:tblBorders>
+        <w:tblCellMar>
+          <w:left w:w="10" w:type="dxa"/>
+          <w:right w:w="10" w:type="dxa"/>
+        </w:tblCellMar>
+        <w:tblLook w:val="04A0" w:firstRow="1" w:lastRow="0" w:firstColumn="1" w:lastColumn="0" w:noHBand="0" w:noVBand="1"/>
       </w:tblPr>
       <w:tblGrid>
         <w:gridCol w:w="9746"/>
       </w:tblGrid>
       <w:tr>
-        <w:tc>
-          <w:tcPr>
-            <w:tcW w:type="dxa" w:w="9746"/>
-            <w:tcBorders>
-              <w:top w:val="single" w:color="D9D9D9" w:sz="2" w:space="0"/>
-              <w:left w:val="single" w:color="E5007D" w:sz="28" w:space="4"/>
-              <w:bottom w:val="single" w:color="D9D9D9" w:sz="2" w:space="0"/>
-              <w:right w:val="single" w:color="D9D9D9" w:sz="2" w:space="0"/>
-            </w:tcBorders>
-            <w:shd w:fill="FCE7F1" w:color="auto" w:val="clear"/>
-            <w:tcMar>
-              <w:top w:type="dxa" w:w="150"/>
-              <w:left w:type="dxa" w:w="240"/>
-              <w:bottom w:type="dxa" w:w="150"/>
-              <w:right w:type="dxa" w:w="220"/>
+        <w:trPr>
+          <w:cantSplit/>
+        </w:trPr>
+        <w:tc>
+          <w:tcPr>
+            <w:tcW w:w="9746" w:type="dxa"/>
+            <w:tcBorders>
+              <w:top w:val="single" w:sz="2" w:space="0" w:color="D9D9D9"/>
+              <w:left w:val="single" w:sz="28" w:space="4" w:color="E5007D"/>
+              <w:bottom w:val="single" w:sz="2" w:space="0" w:color="D9D9D9"/>
+              <w:right w:val="single" w:sz="2" w:space="0" w:color="D9D9D9"/>
+            </w:tcBorders>
+            <w:shd w:val="clear" w:color="auto" w:fill="FCE7F1"/>
+            <w:tcMar>
+              <w:top w:w="150" w:type="dxa"/>
+              <w:left w:w="240" w:type="dxa"/>
+              <w:bottom w:w="150" w:type="dxa"/>
+              <w:right w:w="220" w:type="dxa"/>
             </w:tcMar>
           </w:tcPr>
           <w:p>
             <w:pPr>
               <w:spacing w:after="90"/>
-            </w:pPr>
-            <w:r>
-              <w:rPr>
-                <w:rFonts w:ascii="Arial" w:cs="Arial" w:eastAsia="Arial" w:hAnsi="Arial"/>
+              <w:rPr>
+                <w:lang w:val="nl-NL"/>
+              </w:rPr>
+            </w:pPr>
+            <w:r>
+              <w:rPr>
                 <w:b/>
                 <w:bCs/>
                 <w:color w:val="E5007D"/>
                 <w:spacing w:val="30"/>
                 <w:sz w:val="17"/>
                 <w:szCs w:val="17"/>
+                <w:lang w:val="nl-NL"/>
               </w:rPr>
               <w:t xml:space="preserve">TIP</w:t>
             </w:r>
@@ -998,15 +2955,26 @@
               <w:pStyle w:val="ListParagraph"/>
               <w:numPr>
                 <w:ilvl w:val="0"/>
-                <w:numId w:val="2"/>
+                <w:numId w:val="900"/>
               </w:numPr>
-              <w:spacing w:after="60" w:line="260"/>
-            </w:pPr>
-            <w:r>
-              <w:rPr>
-                <w:rFonts w:ascii="Arial" w:cs="Arial" w:eastAsia="Arial" w:hAnsi="Arial"/>
-              </w:rPr>
-              <w:t xml:space="preserve">Combineer de modellen. De R-ladder geeft prioriteit, het vlinderdiagram laat de kringloop zien, de value hill toont de waarde. Samen vertellen ze een compleet circulair verhaal.</w:t>
+              <w:spacing w:after="90" w:line="262" w:lineRule="auto"/>
+              <w:rPr>
+                <w:lang w:val="nl-NL"/>
+              </w:rPr>
+            </w:pPr>
+            <w:r>
+              <w:rPr>
+                <w:b/>
+                <w:bCs/>
+                <w:lang w:val="nl-NL"/>
+              </w:rPr>
+              <w:t xml:space="preserve">Combineer de modellen.</w:t>
+            </w:r>
+            <w:r>
+              <w:rPr>
+                <w:lang w:val="nl-NL"/>
+              </w:rPr>
+              <w:t xml:space="preserve"> De R-ladder geeft prioriteit, het vlinderdiagram laat de kringloop zien, de value hill toont waar waarde weglekt. Samen vertellen ze een compleet circulair verhaal.</w:t>
             </w:r>
           </w:p>
           <w:p>
@@ -1014,15 +2982,26 @@
               <w:pStyle w:val="ListParagraph"/>
               <w:numPr>
                 <w:ilvl w:val="0"/>
-                <w:numId w:val="2"/>
+                <w:numId w:val="900"/>
               </w:numPr>
-              <w:spacing w:after="60" w:line="260"/>
-            </w:pPr>
-            <w:r>
-              <w:rPr>
-                <w:rFonts w:ascii="Arial" w:cs="Arial" w:eastAsia="Arial" w:hAnsi="Arial"/>
-              </w:rPr>
-              <w:t xml:space="preserve">Pas een model toe, beschrijf het niet alleen. Een model in je paper plakken zegt weinig; laat zien welke keuze het oplevert voor jouw project.</w:t>
+              <w:spacing w:after="90" w:line="262" w:lineRule="auto"/>
+              <w:rPr>
+                <w:lang w:val="nl-NL"/>
+              </w:rPr>
+            </w:pPr>
+            <w:r>
+              <w:rPr>
+                <w:b/>
+                <w:bCs/>
+                <w:lang w:val="nl-NL"/>
+              </w:rPr>
+              <w:t xml:space="preserve">Pas een model toe, beschrijf het niet alleen.</w:t>
+            </w:r>
+            <w:r>
+              <w:rPr>
+                <w:lang w:val="nl-NL"/>
+              </w:rPr>
+              <w:t xml:space="preserve"> Laat zien welke keuze het oplevert voor jouw project.</w:t>
             </w:r>
           </w:p>
         </w:tc>
@@ -1030,70 +3009,69 @@
     </w:tbl>
     <w:p>
       <w:pPr>
-        <w:keepNext/>
-        <w:pBdr>
-          <w:bottom w:val="single" w:color="E5007D" w:sz="8" w:space="4"/>
-        </w:pBdr>
-        <w:spacing w:after="140" w:before="360"/>
-      </w:pPr>
-      <w:r>
-        <w:rPr>
-          <w:rFonts w:ascii="Arial" w:cs="Arial" w:eastAsia="Arial" w:hAnsi="Arial"/>
-          <w:b/>
-          <w:bCs/>
-          <w:color w:val="E5007D"/>
-          <w:sz w:val="28"/>
-          <w:szCs w:val="28"/>
-        </w:rPr>
-        <w:t xml:space="preserve">Valkuilen</w:t>
-      </w:r>
+        <w:spacing w:after="120"/>
+        <w:rPr>
+          <w:lang w:val="nl-NL"/>
+        </w:rPr>
+      </w:pPr>
     </w:p>
     <w:tbl>
       <w:tblPr>
-        <w:tblW w:type="dxa" w:w="9746"/>
+        <w:tblW w:w="9746" w:type="dxa"/>
         <w:tblBorders>
-          <w:top w:val="single" w:color="D9D9D9" w:sz="2" w:space="0"/>
-          <w:left w:val="single" w:color="E5007D" w:sz="28" w:space="4"/>
-          <w:bottom w:val="single" w:color="D9D9D9" w:sz="2" w:space="0"/>
-          <w:right w:val="single" w:color="D9D9D9" w:sz="2" w:space="0"/>
-          <w:insideH w:val="single" w:color="auto" w:sz="4"/>
-          <w:insideV w:val="single" w:color="auto" w:sz="4"/>
+          <w:top w:val="single" w:sz="2" w:space="0" w:color="D9D9D9"/>
+          <w:left w:val="single" w:sz="28" w:space="4" w:color="E5007D"/>
+          <w:bottom w:val="single" w:sz="2" w:space="0" w:color="D9D9D9"/>
+          <w:right w:val="single" w:sz="2" w:space="0" w:color="D9D9D9"/>
+          <w:insideH w:val="single" w:sz="4" w:space="0" w:color="auto"/>
+          <w:insideV w:val="single" w:sz="4" w:space="0" w:color="auto"/>
         </w:tblBorders>
+        <w:tblCellMar>
+          <w:left w:w="10" w:type="dxa"/>
+          <w:right w:w="10" w:type="dxa"/>
+        </w:tblCellMar>
+        <w:tblLook w:val="04A0" w:firstRow="1" w:lastRow="0" w:firstColumn="1" w:lastColumn="0" w:noHBand="0" w:noVBand="1"/>
       </w:tblPr>
       <w:tblGrid>
         <w:gridCol w:w="9746"/>
       </w:tblGrid>
       <w:tr>
-        <w:tc>
-          <w:tcPr>
-            <w:tcW w:type="dxa" w:w="9746"/>
-            <w:tcBorders>
-              <w:top w:val="single" w:color="D9D9D9" w:sz="2" w:space="0"/>
-              <w:left w:val="single" w:color="E5007D" w:sz="28" w:space="4"/>
-              <w:bottom w:val="single" w:color="D9D9D9" w:sz="2" w:space="0"/>
-              <w:right w:val="single" w:color="D9D9D9" w:sz="2" w:space="0"/>
-            </w:tcBorders>
-            <w:shd w:fill="F4F4F4" w:color="auto" w:val="clear"/>
-            <w:tcMar>
-              <w:top w:type="dxa" w:w="150"/>
-              <w:left w:type="dxa" w:w="240"/>
-              <w:bottom w:type="dxa" w:w="150"/>
-              <w:right w:type="dxa" w:w="220"/>
+        <w:trPr>
+          <w:cantSplit/>
+        </w:trPr>
+        <w:tc>
+          <w:tcPr>
+            <w:tcW w:w="9746" w:type="dxa"/>
+            <w:tcBorders>
+              <w:top w:val="single" w:sz="2" w:space="0" w:color="D9D9D9"/>
+              <w:left w:val="single" w:sz="28" w:space="4" w:color="E5007D"/>
+              <w:bottom w:val="single" w:sz="2" w:space="0" w:color="D9D9D9"/>
+              <w:right w:val="single" w:sz="2" w:space="0" w:color="D9D9D9"/>
+            </w:tcBorders>
+            <w:shd w:val="clear" w:color="auto" w:fill="FCE7F1"/>
+            <w:tcMar>
+              <w:top w:w="150" w:type="dxa"/>
+              <w:left w:w="240" w:type="dxa"/>
+              <w:bottom w:w="150" w:type="dxa"/>
+              <w:right w:w="220" w:type="dxa"/>
             </w:tcMar>
           </w:tcPr>
           <w:p>
             <w:pPr>
               <w:spacing w:after="90"/>
-            </w:pPr>
-            <w:r>
-              <w:rPr>
-                <w:rFonts w:ascii="Arial" w:cs="Arial" w:eastAsia="Arial" w:hAnsi="Arial"/>
+              <w:rPr>
+                <w:lang w:val="nl-NL"/>
+              </w:rPr>
+            </w:pPr>
+            <w:r>
+              <w:rPr>
                 <w:b/>
                 <w:bCs/>
                 <w:color w:val="E5007D"/>
                 <w:spacing w:val="30"/>
                 <w:sz w:val="17"/>
                 <w:szCs w:val="17"/>
+                <w:lang w:val="nl-NL"/>
               </w:rPr>
               <w:t xml:space="preserve">VALKUILEN</w:t>
             </w:r>
@@ -1103,23 +3081,26 @@
               <w:pStyle w:val="ListParagraph"/>
               <w:numPr>
                 <w:ilvl w:val="0"/>
-                <w:numId w:val="3"/>
+                <w:numId w:val="900"/>
               </w:numPr>
-              <w:spacing w:after="80" w:line="258"/>
-            </w:pPr>
-            <w:r>
-              <w:rPr>
-                <w:rFonts w:ascii="Arial" w:cs="Arial" w:eastAsia="Arial" w:hAnsi="Arial"/>
+              <w:spacing w:after="90" w:line="262" w:lineRule="auto"/>
+              <w:rPr>
+                <w:lang w:val="nl-NL"/>
+              </w:rPr>
+            </w:pPr>
+            <w:r>
+              <w:rPr>
                 <w:b/>
                 <w:bCs/>
-              </w:rPr>
-              <w:t xml:space="preserve">Een model als plaatje gebruiken. </w:t>
-            </w:r>
-            <w:r>
-              <w:rPr>
-                <w:rFonts w:ascii="Arial" w:cs="Arial" w:eastAsia="Arial" w:hAnsi="Arial"/>
-              </w:rPr>
-              <w:t xml:space="preserve">Een R-ladder zonder dat je laat zien welke trede jij kiest, is decoratie.</w:t>
+                <w:lang w:val="nl-NL"/>
+              </w:rPr>
+              <w:t xml:space="preserve">Een model als plaatje gebruiken.</w:t>
+            </w:r>
+            <w:r>
+              <w:rPr>
+                <w:lang w:val="nl-NL"/>
+              </w:rPr>
+              <w:t xml:space="preserve"> Een R-ladder zonder dat je laat zien welke trede jij kiest, is decoratie.</w:t>
             </w:r>
           </w:p>
           <w:p>
@@ -1127,23 +3108,26 @@
               <w:pStyle w:val="ListParagraph"/>
               <w:numPr>
                 <w:ilvl w:val="0"/>
-                <w:numId w:val="3"/>
+                <w:numId w:val="900"/>
               </w:numPr>
-              <w:spacing w:after="80" w:line="258"/>
-            </w:pPr>
-            <w:r>
-              <w:rPr>
-                <w:rFonts w:ascii="Arial" w:cs="Arial" w:eastAsia="Arial" w:hAnsi="Arial"/>
+              <w:spacing w:after="90" w:line="262" w:lineRule="auto"/>
+              <w:rPr>
+                <w:lang w:val="nl-NL"/>
+              </w:rPr>
+            </w:pPr>
+            <w:r>
+              <w:rPr>
                 <w:b/>
                 <w:bCs/>
-              </w:rPr>
-              <w:t xml:space="preserve">Alleen naar recyclen kijken. </w:t>
-            </w:r>
-            <w:r>
-              <w:rPr>
-                <w:rFonts w:ascii="Arial" w:cs="Arial" w:eastAsia="Arial" w:hAnsi="Arial"/>
-              </w:rPr>
-              <w:t xml:space="preserve">Recyclen staat laag op de ladder. Kijk eerst of je hoger kunt: weigeren, verminderen, hergebruiken.</w:t>
+                <w:lang w:val="nl-NL"/>
+              </w:rPr>
+              <w:t xml:space="preserve">Alleen naar recyclen kijken.</w:t>
+            </w:r>
+            <w:r>
+              <w:rPr>
+                <w:lang w:val="nl-NL"/>
+              </w:rPr>
+              <w:t xml:space="preserve"> Recyclen staat laag op de ladder. Kijk eerst of je hoger kunt: weigeren, verminderen, hergebruiken.</w:t>
             </w:r>
           </w:p>
           <w:p>
@@ -1151,23 +3135,26 @@
               <w:pStyle w:val="ListParagraph"/>
               <w:numPr>
                 <w:ilvl w:val="0"/>
-                <w:numId w:val="3"/>
+                <w:numId w:val="900"/>
               </w:numPr>
-              <w:spacing w:after="80" w:line="258"/>
-            </w:pPr>
-            <w:r>
-              <w:rPr>
-                <w:rFonts w:ascii="Arial" w:cs="Arial" w:eastAsia="Arial" w:hAnsi="Arial"/>
+              <w:spacing w:after="90" w:line="262" w:lineRule="auto"/>
+              <w:rPr>
+                <w:lang w:val="nl-NL"/>
+              </w:rPr>
+            </w:pPr>
+            <w:r>
+              <w:rPr>
                 <w:b/>
                 <w:bCs/>
-              </w:rPr>
-              <w:t xml:space="preserve">De hele levenscyclus vergeten. </w:t>
-            </w:r>
-            <w:r>
-              <w:rPr>
-                <w:rFonts w:ascii="Arial" w:cs="Arial" w:eastAsia="Arial" w:hAnsi="Arial"/>
-              </w:rPr>
-              <w:t xml:space="preserve">Circulair denken kijkt verder dan het gebruik: ook grondstof, productie en einde-leven horen erbij.</w:t>
+                <w:lang w:val="nl-NL"/>
+              </w:rPr>
+              <w:t xml:space="preserve">De hele levenscyclus vergeten.</w:t>
+            </w:r>
+            <w:r>
+              <w:rPr>
+                <w:lang w:val="nl-NL"/>
+              </w:rPr>
+              <w:t xml:space="preserve"> Circulair denken kijkt verder dan het gebruik: ook grondstof, productie en einde-leven horen erbij.</w:t>
             </w:r>
           </w:p>
           <w:p>
@@ -1175,23 +3162,26 @@
               <w:pStyle w:val="ListParagraph"/>
               <w:numPr>
                 <w:ilvl w:val="0"/>
-                <w:numId w:val="3"/>
+                <w:numId w:val="900"/>
               </w:numPr>
-              <w:spacing w:after="80" w:line="258"/>
-            </w:pPr>
-            <w:r>
-              <w:rPr>
-                <w:rFonts w:ascii="Arial" w:cs="Arial" w:eastAsia="Arial" w:hAnsi="Arial"/>
+              <w:spacing w:after="90" w:line="262" w:lineRule="auto"/>
+              <w:rPr>
+                <w:lang w:val="nl-NL"/>
+              </w:rPr>
+            </w:pPr>
+            <w:r>
+              <w:rPr>
                 <w:b/>
                 <w:bCs/>
-              </w:rPr>
-              <w:t xml:space="preserve">Te veel modellen tegelijk. </w:t>
-            </w:r>
-            <w:r>
-              <w:rPr>
-                <w:rFonts w:ascii="Arial" w:cs="Arial" w:eastAsia="Arial" w:hAnsi="Arial"/>
-              </w:rPr>
-              <w:t xml:space="preserve">Kies de modellen die jouw verhaal scherper maken, niet allemaal.</w:t>
+                <w:lang w:val="nl-NL"/>
+              </w:rPr>
+              <w:t xml:space="preserve">Te veel modellen tegelijk.</w:t>
+            </w:r>
+            <w:r>
+              <w:rPr>
+                <w:lang w:val="nl-NL"/>
+              </w:rPr>
+              <w:t xml:space="preserve"> Kies de modellen die jouw verhaal scherper maken, niet allemaal.</w:t>
             </w:r>
           </w:p>
         </w:tc>
@@ -1199,134 +3189,172 @@
     </w:tbl>
     <w:p>
       <w:pPr>
-        <w:keepNext/>
-        <w:pBdr>
-          <w:bottom w:val="single" w:color="E5007D" w:sz="8" w:space="4"/>
-        </w:pBdr>
-        <w:spacing w:after="140" w:before="360"/>
-      </w:pPr>
-      <w:r>
-        <w:rPr>
-          <w:rFonts w:ascii="Arial" w:cs="Arial" w:eastAsia="Arial" w:hAnsi="Arial"/>
-          <w:b/>
-          <w:bCs/>
-          <w:color w:val="E5007D"/>
-          <w:sz w:val="28"/>
-          <w:szCs w:val="28"/>
-        </w:rPr>
-        <w:t xml:space="preserve">Mini-voorbeeld</w:t>
-      </w:r>
+        <w:spacing w:after="120"/>
+        <w:rPr>
+          <w:lang w:val="nl-NL"/>
+        </w:rPr>
+      </w:pPr>
     </w:p>
     <w:tbl>
       <w:tblPr>
-        <w:tblW w:type="dxa" w:w="9746"/>
+        <w:tblW w:w="9746" w:type="dxa"/>
         <w:tblBorders>
-          <w:top w:val="single" w:color="D9D9D9" w:sz="2" w:space="0"/>
-          <w:left w:val="single" w:color="E5007D" w:sz="28" w:space="4"/>
-          <w:bottom w:val="single" w:color="D9D9D9" w:sz="2" w:space="0"/>
-          <w:right w:val="single" w:color="D9D9D9" w:sz="2" w:space="0"/>
-          <w:insideH w:val="single" w:color="auto" w:sz="4"/>
-          <w:insideV w:val="single" w:color="auto" w:sz="4"/>
+          <w:top w:val="single" w:sz="2" w:space="0" w:color="D9D9D9"/>
+          <w:left w:val="single" w:sz="28" w:space="4" w:color="E5007D"/>
+          <w:bottom w:val="single" w:sz="2" w:space="0" w:color="D9D9D9"/>
+          <w:right w:val="single" w:sz="2" w:space="0" w:color="D9D9D9"/>
+          <w:insideH w:val="single" w:sz="4" w:space="0" w:color="auto"/>
+          <w:insideV w:val="single" w:sz="4" w:space="0" w:color="auto"/>
         </w:tblBorders>
+        <w:tblCellMar>
+          <w:left w:w="10" w:type="dxa"/>
+          <w:right w:w="10" w:type="dxa"/>
+        </w:tblCellMar>
+        <w:tblLook w:val="04A0" w:firstRow="1" w:lastRow="0" w:firstColumn="1" w:lastColumn="0" w:noHBand="0" w:noVBand="1"/>
       </w:tblPr>
       <w:tblGrid>
         <w:gridCol w:w="9746"/>
       </w:tblGrid>
       <w:tr>
-        <w:tc>
-          <w:tcPr>
-            <w:tcW w:type="dxa" w:w="9746"/>
-            <w:tcBorders>
-              <w:top w:val="single" w:color="D9D9D9" w:sz="2" w:space="0"/>
-              <w:left w:val="single" w:color="E5007D" w:sz="28" w:space="4"/>
-              <w:bottom w:val="single" w:color="D9D9D9" w:sz="2" w:space="0"/>
-              <w:right w:val="single" w:color="D9D9D9" w:sz="2" w:space="0"/>
-            </w:tcBorders>
-            <w:shd w:fill="FCE7F1" w:color="auto" w:val="clear"/>
-            <w:tcMar>
-              <w:top w:type="dxa" w:w="150"/>
-              <w:left w:type="dxa" w:w="240"/>
-              <w:bottom w:type="dxa" w:w="150"/>
-              <w:right w:type="dxa" w:w="220"/>
+        <w:trPr>
+          <w:cantSplit/>
+        </w:trPr>
+        <w:tc>
+          <w:tcPr>
+            <w:tcW w:w="9746" w:type="dxa"/>
+            <w:tcBorders>
+              <w:top w:val="single" w:sz="2" w:space="0" w:color="D9D9D9"/>
+              <w:left w:val="single" w:sz="28" w:space="4" w:color="E5007D"/>
+              <w:bottom w:val="single" w:sz="2" w:space="0" w:color="D9D9D9"/>
+              <w:right w:val="single" w:sz="2" w:space="0" w:color="D9D9D9"/>
+            </w:tcBorders>
+            <w:shd w:val="clear" w:color="auto" w:fill="FCE7F1"/>
+            <w:tcMar>
+              <w:top w:w="150" w:type="dxa"/>
+              <w:left w:w="240" w:type="dxa"/>
+              <w:bottom w:w="150" w:type="dxa"/>
+              <w:right w:w="220" w:type="dxa"/>
             </w:tcMar>
           </w:tcPr>
           <w:p>
             <w:pPr>
               <w:spacing w:after="90"/>
-            </w:pPr>
-            <w:r>
-              <w:rPr>
-                <w:rFonts w:ascii="Arial" w:cs="Arial" w:eastAsia="Arial" w:hAnsi="Arial"/>
+              <w:rPr>
+                <w:lang w:val="nl-NL"/>
+              </w:rPr>
+            </w:pPr>
+            <w:r>
+              <w:rPr>
                 <w:b/>
                 <w:bCs/>
                 <w:color w:val="E5007D"/>
                 <w:spacing w:val="30"/>
                 <w:sz w:val="17"/>
                 <w:szCs w:val="17"/>
+                <w:lang w:val="nl-NL"/>
               </w:rPr>
               <w:t xml:space="preserve">MINI-VOORBEELD · SCHOOLKANTINE</w:t>
             </w:r>
           </w:p>
           <w:p>
             <w:pPr>
-              <w:spacing w:after="120" w:before="0" w:line="264"/>
-            </w:pPr>
-            <w:r>
-              <w:rPr>
-                <w:rFonts w:ascii="Arial" w:cs="Arial" w:eastAsia="Arial" w:hAnsi="Arial"/>
+              <w:spacing w:after="80" w:line="260" w:lineRule="auto"/>
+              <w:rPr>
+                <w:lang w:val="nl-NL"/>
+              </w:rPr>
+            </w:pPr>
+            <w:r>
+              <w:rPr>
                 <w:b/>
                 <w:bCs/>
-              </w:rPr>
-              <w:t xml:space="preserve">R-ladder: </w:t>
-            </w:r>
-            <w:r>
-              <w:rPr>
-                <w:rFonts w:ascii="Arial" w:cs="Arial" w:eastAsia="Arial" w:hAnsi="Arial"/>
-              </w:rPr>
-              <w:t xml:space="preserve">het duo kiest niet voor recyclen van afval, maar voor verminderen (Reduce): kleinere porties en inkoop op verbruik. Een hoge trede.</w:t>
-            </w:r>
-          </w:p>
-          <w:p>
-            <w:pPr>
-              <w:spacing w:after="120" w:before="0" w:line="264"/>
-            </w:pPr>
-            <w:r>
-              <w:rPr>
-                <w:rFonts w:ascii="Arial" w:cs="Arial" w:eastAsia="Arial" w:hAnsi="Arial"/>
+                <w:lang w:val="nl-NL"/>
+              </w:rPr>
+              <w:t xml:space="preserve">R-ladder:</w:t>
+            </w:r>
+            <w:r>
+              <w:rPr>
+                <w:lang w:val="nl-NL"/>
+              </w:rPr>
+              <w:t xml:space="preserve"> Sam en Noor kiezen niet voor recyclen van afval, maar voor verminderen: kleinere porties en inkoop op verbruik. Een hoge trede.</w:t>
+            </w:r>
+          </w:p>
+          <w:p>
+            <w:pPr>
+              <w:spacing w:after="80" w:line="260" w:lineRule="auto"/>
+              <w:rPr>
+                <w:lang w:val="nl-NL"/>
+              </w:rPr>
+            </w:pPr>
+            <w:r>
+              <w:rPr>
                 <w:b/>
                 <w:bCs/>
-              </w:rPr>
-              <w:t xml:space="preserve">Vlinderdiagram: </w:t>
-            </w:r>
-            <w:r>
-              <w:rPr>
-                <w:rFonts w:ascii="Arial" w:cs="Arial" w:eastAsia="Arial" w:hAnsi="Arial"/>
-              </w:rPr>
-              <w:t xml:space="preserve">voedsel zit in de biologische kringloop; reststromen kunnen worden gecomposteerd of vergist in plaats van verbrand.</w:t>
-            </w:r>
-          </w:p>
-          <w:p>
-            <w:pPr>
-              <w:spacing w:after="0" w:before="0" w:line="264"/>
-            </w:pPr>
-            <w:r>
-              <w:rPr>
-                <w:rFonts w:ascii="Arial" w:cs="Arial" w:eastAsia="Arial" w:hAnsi="Arial"/>
+                <w:lang w:val="nl-NL"/>
+              </w:rPr>
+              <w:t xml:space="preserve">Waarom niet hoger:</w:t>
+            </w:r>
+            <w:r>
+              <w:rPr>
+                <w:lang w:val="nl-NL"/>
+              </w:rPr>
+              <w:t xml:space="preserve"> weigeren zou betekenen dat de kantine bepaalde producten niet meer aanbiedt. Daar wil de opdrachtgever niet aan.</w:t>
+            </w:r>
+          </w:p>
+          <w:p>
+            <w:pPr>
+              <w:spacing w:after="80" w:line="260" w:lineRule="auto"/>
+              <w:rPr>
+                <w:lang w:val="nl-NL"/>
+              </w:rPr>
+            </w:pPr>
+            <w:r>
+              <w:rPr>
                 <w:b/>
                 <w:bCs/>
-              </w:rPr>
-              <w:t xml:space="preserve">Value hill: </w:t>
-            </w:r>
-            <w:r>
-              <w:rPr>
-                <w:rFonts w:ascii="Arial" w:cs="Arial" w:eastAsia="Arial" w:hAnsi="Arial"/>
-              </w:rPr>
-              <w:t xml:space="preserve">door beter in te kopen blijft voedsel langer boven (het wordt gegeten) in plaats van als afval weg te zakken.</w:t>
+                <w:lang w:val="nl-NL"/>
+              </w:rPr>
+              <w:t xml:space="preserve">Vlinderdiagram:</w:t>
+            </w:r>
+            <w:r>
+              <w:rPr>
+                <w:lang w:val="nl-NL"/>
+              </w:rPr>
+              <w:t xml:space="preserve"> voedsel zit in de biologische kringloop; reststromen kunnen worden gecomposteerd of vergist in plaats van verbrand.</w:t>
+            </w:r>
+          </w:p>
+          <w:p>
+            <w:pPr>
+              <w:spacing w:after="80" w:line="260" w:lineRule="auto"/>
+              <w:rPr>
+                <w:lang w:val="nl-NL"/>
+              </w:rPr>
+            </w:pPr>
+            <w:r>
+              <w:rPr>
+                <w:b/>
+                <w:bCs/>
+                <w:lang w:val="nl-NL"/>
+              </w:rPr>
+              <w:t xml:space="preserve">Value hill:</w:t>
+            </w:r>
+            <w:r>
+              <w:rPr>
+                <w:lang w:val="nl-NL"/>
+              </w:rPr>
+              <w:t xml:space="preserve"> door beter in te kopen blijft voedsel langer boven, het wordt gegeten, in plaats van als afval weg te zakken.</w:t>
             </w:r>
           </w:p>
         </w:tc>
       </w:tr>
     </w:tbl>
+    <w:p>
+      <w:pPr>
+        <w:spacing w:after="120"/>
+        <w:rPr>
+          <w:lang w:val="nl-NL"/>
+        </w:rPr>
+      </w:pPr>
+    </w:p>
     <w:sectPr>
       <w:headerReference w:type="default" r:id="rId7"/>
       <w:footerReference w:type="default" r:id="rId8"/>
@@ -1638,6 +3666,120 @@
       </w:rPr>
     </w:lvl>
   </w:abstractNum>
+  <w:abstractNum w:abstractNumId="900">
+    <w:nsid w:val="5A110001"/>
+    <w:multiLevelType w:val="hybridMultilevel"/>
+    <w:lvl w:ilvl="0">
+      <w:start w:val="1"/>
+      <w:numFmt w:val="bullet"/>
+      <w:lvlText w:val="•"/>
+      <w:lvlJc w:val="left"/>
+      <w:pPr>
+        <w:ind w:left="460" w:hanging="260"/>
+      </w:pPr>
+      <w:rPr>
+        <w:color w:val="E5007D"/>
+      </w:rPr>
+    </w:lvl>
+    <w:lvl w:ilvl="1">
+      <w:numFmt w:val="decimal"/>
+      <w:lvlText w:val=""/>
+      <w:lvlJc w:val="left"/>
+    </w:lvl>
+    <w:lvl w:ilvl="2">
+      <w:numFmt w:val="decimal"/>
+      <w:lvlText w:val=""/>
+      <w:lvlJc w:val="left"/>
+    </w:lvl>
+    <w:lvl w:ilvl="3">
+      <w:numFmt w:val="decimal"/>
+      <w:lvlText w:val=""/>
+      <w:lvlJc w:val="left"/>
+    </w:lvl>
+    <w:lvl w:ilvl="4">
+      <w:numFmt w:val="decimal"/>
+      <w:lvlText w:val=""/>
+      <w:lvlJc w:val="left"/>
+    </w:lvl>
+    <w:lvl w:ilvl="5">
+      <w:numFmt w:val="decimal"/>
+      <w:lvlText w:val=""/>
+      <w:lvlJc w:val="left"/>
+    </w:lvl>
+    <w:lvl w:ilvl="6">
+      <w:numFmt w:val="decimal"/>
+      <w:lvlText w:val=""/>
+      <w:lvlJc w:val="left"/>
+    </w:lvl>
+    <w:lvl w:ilvl="7">
+      <w:numFmt w:val="decimal"/>
+      <w:lvlText w:val=""/>
+      <w:lvlJc w:val="left"/>
+    </w:lvl>
+    <w:lvl w:ilvl="8">
+      <w:numFmt w:val="decimal"/>
+      <w:lvlText w:val=""/>
+      <w:lvlJc w:val="left"/>
+    </w:lvl>
+  </w:abstractNum>
+  <w:abstractNum w:abstractNumId="901">
+    <w:nsid w:val="5A110002"/>
+    <w:multiLevelType w:val="hybridMultilevel"/>
+    <w:lvl w:ilvl="0">
+      <w:start w:val="1"/>
+      <w:numFmt w:val="decimal"/>
+      <w:lvlText w:val="%1."/>
+      <w:lvlJc w:val="left"/>
+      <w:pPr>
+        <w:ind w:left="460" w:hanging="360"/>
+      </w:pPr>
+      <w:rPr>
+        <w:b/>
+        <w:bCs/>
+        <w:color w:val="E5007D"/>
+      </w:rPr>
+    </w:lvl>
+    <w:lvl w:ilvl="1">
+      <w:numFmt w:val="decimal"/>
+      <w:lvlText w:val=""/>
+      <w:lvlJc w:val="left"/>
+    </w:lvl>
+    <w:lvl w:ilvl="2">
+      <w:numFmt w:val="decimal"/>
+      <w:lvlText w:val=""/>
+      <w:lvlJc w:val="left"/>
+    </w:lvl>
+    <w:lvl w:ilvl="3">
+      <w:numFmt w:val="decimal"/>
+      <w:lvlText w:val=""/>
+      <w:lvlJc w:val="left"/>
+    </w:lvl>
+    <w:lvl w:ilvl="4">
+      <w:numFmt w:val="decimal"/>
+      <w:lvlText w:val=""/>
+      <w:lvlJc w:val="left"/>
+    </w:lvl>
+    <w:lvl w:ilvl="5">
+      <w:numFmt w:val="decimal"/>
+      <w:lvlText w:val=""/>
+      <w:lvlJc w:val="left"/>
+    </w:lvl>
+    <w:lvl w:ilvl="6">
+      <w:numFmt w:val="decimal"/>
+      <w:lvlText w:val=""/>
+      <w:lvlJc w:val="left"/>
+    </w:lvl>
+    <w:lvl w:ilvl="7">
+      <w:numFmt w:val="decimal"/>
+      <w:lvlText w:val=""/>
+      <w:lvlJc w:val="left"/>
+    </w:lvl>
+    <w:lvl w:ilvl="8">
+      <w:numFmt w:val="decimal"/>
+      <w:lvlText w:val=""/>
+      <w:lvlJc w:val="left"/>
+    </w:lvl>
+  </w:abstractNum>
   <w:num w:numId="1">
     <w:abstractNumId w:val="1"/>
     <w:lvlOverride w:ilvl="0">
@@ -1655,6 +3797,9 @@
     <w:lvlOverride w:ilvl="0">
       <w:startOverride w:val="1"/>
     </w:lvlOverride>
+  </w:num>
+  <w:num w:numId="900">
+    <w:abstractNumId w:val="900"/>
   </w:num>
 </w:numbering>
 </file>
